--- a/pr-preview/pr-329/exploratory-descriptive-handout-tracked-changes.docx
+++ b/pr-preview/pr-329/exploratory-descriptive-handout-tracked-changes.docx
@@ -16,7 +16,7 @@
       </w:pPr>
       <w:del w:id="1" w:author="PR Preview" w:date="2026-01-01T00:00:00Z">
         <w:r>
-          <w:delText xml:space="preserve">Last modified: 2026-10-17 21:08:29 (PDT)</w:delText>
+          <w:delText xml:space="preserve">Last modified: 2026-10-18 01:13:21 (PDT)</w:delText>
         </w:r>
       </w:del>
     </w:p>
@@ -26,7 +26,7 @@
       </w:pPr>
       <w:ins w:id="2" w:author="PR Preview" w:date="2026-01-01T00:00:00Z">
         <w:r>
-          <w:t xml:space="preserve">Last modified: 2026-10-18 00:37:28 (PDT)</w:t>
+          <w:t xml:space="preserve">Last modified: 2026-10-18 11:09:18 (PDT)</w:t>
         </w:r>
       </w:ins>
     </w:p>

--- a/pr-preview/pr-329/exploratory-descriptive-handout-tracked-changes.docx
+++ b/pr-preview/pr-329/exploratory-descriptive-handout-tracked-changes.docx
@@ -16,7 +16,7 @@
       </w:pPr>
       <w:del w:id="1" w:author="PR Preview" w:date="2026-01-01T00:00:00Z">
         <w:r>
-          <w:delText xml:space="preserve">Last modified: 2026-10-18 01:13:21 (PDT)</w:delText>
+          <w:delText xml:space="preserve">Last modified: 2026-10-18 11:21:26 (PDT)</w:delText>
         </w:r>
       </w:del>
     </w:p>
@@ -26,7 +26,7 @@
       </w:pPr>
       <w:ins w:id="2" w:author="PR Preview" w:date="2026-01-01T00:00:00Z">
         <w:r>
-          <w:t xml:space="preserve">Last modified: 2026-10-18 11:09:18 (PDT)</w:t>
+          <w:t xml:space="preserve">Last modified: 2026-10-18 11:34:54 (PDT)</w:t>
         </w:r>
       </w:ins>
     </w:p>
@@ -130,7 +130,7 @@
         <w:t xml:space="preserve"> </w:t>
       </w:r>
       <w:r>
-        <w:t xml:space="preserve">(Vittinghoff et al. 2012, chap. 2)</w:t>
+        <w:t xml:space="preserve">[1, Ch. 2]</w:t>
       </w:r>
       <w:r>
         <w:t xml:space="preserve">.</w:t>
@@ -162,7 +162,7 @@
         <w:t xml:space="preserve"> </w:t>
       </w:r>
       <w:r>
-        <w:t xml:space="preserve">(Rosenman et al. 1975)</w:t>
+        <w:t xml:space="preserve">[2]</w:t>
       </w:r>
       <w:r>
         <w:t xml:space="preserve">.</w:t>
@@ -171,7 +171,7 @@
         <w:t xml:space="preserve"> </w:t>
       </w:r>
       <w:r>
-        <w:t xml:space="preserve">Vittinghoff et al. (2012, 9)</w:t>
+        <w:t xml:space="preserve">Vittinghoff et al. [1, p. 9]</w:t>
       </w:r>
       <w:r>
         <w:t xml:space="preserve"> </w:t>
@@ -567,7 +567,7 @@
         <w:t xml:space="preserve"> </w:t>
       </w:r>
       <w:r>
-        <w:t xml:space="preserve">Vittinghoff et al. (2012)</w:t>
+        <w:t xml:space="preserve">Vittinghoff et al. [1]</w:t>
       </w:r>
       <w:r>
         <w:t xml:space="preserve"> </w:t>
@@ -1985,7 +1985,7 @@
         <w:t xml:space="preserve"> </w:t>
       </w:r>
       <w:r>
-        <w:t xml:space="preserve">Wikipedia contributors (2026p)</w:t>
+        <w:t xml:space="preserve">Wikipedia contributors [3]</w:t>
       </w:r>
       <w:r>
         <w:t xml:space="preserve">.</w:t>
@@ -2947,7 +2947,7 @@
         <w:t xml:space="preserve"> </w:t>
       </w:r>
       <w:r>
-        <w:t xml:space="preserve">Wikipedia contributors (2026m)</w:t>
+        <w:t xml:space="preserve">Wikipedia contributors [4]</w:t>
       </w:r>
       <w:r>
         <w:t xml:space="preserve">.</w:t>
@@ -3841,7 +3841,7 @@
         <w:t xml:space="preserve"> </w:t>
       </w:r>
       <w:r>
-        <w:t xml:space="preserve">Wikipedia contributors (2026h)</w:t>
+        <w:t xml:space="preserve">Wikipedia contributors [5]</w:t>
       </w:r>
       <w:r>
         <w:t xml:space="preserve">.</w:t>
@@ -4209,7 +4209,7 @@
         <w:t xml:space="preserve"> </w:t>
       </w:r>
       <w:r>
-        <w:t xml:space="preserve">Wikipedia contributors (2026q)</w:t>
+        <w:t xml:space="preserve">Wikipedia contributors [6]</w:t>
       </w:r>
       <w:r>
         <w:t xml:space="preserve">.</w:t>
@@ -4330,7 +4330,7 @@
         <w:t xml:space="preserve"> </w:t>
       </w:r>
       <w:r>
-        <w:t xml:space="preserve">Wikipedia contributors (2026n)</w:t>
+        <w:t xml:space="preserve">Wikipedia contributors [7]</w:t>
       </w:r>
       <w:r>
         <w:t xml:space="preserve">.</w:t>
@@ -4710,7 +4710,7 @@
         <w:t xml:space="preserve"> </w:t>
       </w:r>
       <w:r>
-        <w:t xml:space="preserve">Wikipedia contributors (2026k)</w:t>
+        <w:t xml:space="preserve">Wikipedia contributors [8]</w:t>
       </w:r>
       <w:r>
         <w:t xml:space="preserve">.</w:t>
@@ -4971,7 +4971,7 @@
         <w:t xml:space="preserve"> </w:t>
       </w:r>
       <w:r>
-        <w:t xml:space="preserve">Wikipedia contributors (2026f)</w:t>
+        <w:t xml:space="preserve">Wikipedia contributors [9]</w:t>
       </w:r>
       <w:r>
         <w:t xml:space="preserve">.</w:t>
@@ -7520,7 +7520,7 @@
         </w:numPr>
       </w:pPr>
       <w:r>
-        <w:t xml:space="preserve">Hogg et al. (2019, sec. 6.1, pp. 233–244)</w:t>
+        <w:t xml:space="preserve">Hogg et al. [10, Sec. 6.1], pp. 233–244</w:t>
       </w:r>
       <w:r>
         <w:t xml:space="preserve"> </w:t>
@@ -7538,7 +7538,7 @@
         </w:numPr>
       </w:pPr>
       <w:r>
-        <w:t xml:space="preserve">Rice (2007, secs. 10.4–10.5, pp. 392–401)</w:t>
+        <w:t xml:space="preserve">Rice [11, Secs. 10.4–10.5], pp. 392–401</w:t>
       </w:r>
       <w:r>
         <w:t xml:space="preserve"> </w:t>
@@ -7657,7 +7657,7 @@
         <w:t xml:space="preserve"> </w:t>
       </w:r>
       <w:r>
-        <w:t xml:space="preserve">Wikipedia contributors (2026e)</w:t>
+        <w:t xml:space="preserve">Wikipedia contributors [12]</w:t>
       </w:r>
       <w:r>
         <w:t xml:space="preserve">.</w:t>
@@ -8165,7 +8165,7 @@
         <w:t xml:space="preserve"> </w:t>
       </w:r>
       <w:r>
-        <w:t xml:space="preserve">Wikipedia contributors (2026g)</w:t>
+        <w:t xml:space="preserve">Wikipedia contributors [13]</w:t>
       </w:r>
       <w:r>
         <w:t xml:space="preserve">.</w:t>
@@ -8712,7 +8712,7 @@
         <w:t xml:space="preserve"> </w:t>
       </w:r>
       <w:r>
-        <w:t xml:space="preserve">Wikipedia contributors (2026b)</w:t>
+        <w:t xml:space="preserve">Wikipedia contributors [14]</w:t>
       </w:r>
       <w:r>
         <w:t xml:space="preserve">.</w:t>
@@ -9218,7 +9218,7 @@
         <w:t xml:space="preserve"> </w:t>
       </w:r>
       <w:r>
-        <w:t xml:space="preserve">Wikipedia contributors (2026a)</w:t>
+        <w:t xml:space="preserve">Wikipedia contributors [15]</w:t>
       </w:r>
       <w:r>
         <w:t xml:space="preserve">.</w:t>
@@ -9622,7 +9622,7 @@
         <w:t xml:space="preserve"> </w:t>
       </w:r>
       <w:r>
-        <w:t xml:space="preserve">Wikipedia contributors (2026j)</w:t>
+        <w:t xml:space="preserve">Wikipedia contributors [16]</w:t>
       </w:r>
       <w:r>
         <w:t xml:space="preserve">.</w:t>
@@ -10019,7 +10019,7 @@
         </w:numPr>
       </w:pPr>
       <w:r>
-        <w:t xml:space="preserve">Hogg et al. (2019, sec. 6.2, pp. 245–255)</w:t>
+        <w:t xml:space="preserve">Hogg et al. [10, Sec. 6.2], pp. 245–255</w:t>
       </w:r>
       <w:r>
         <w:t xml:space="preserve"> </w:t>
@@ -10037,7 +10037,7 @@
         </w:numPr>
       </w:pPr>
       <w:r>
-        <w:t xml:space="preserve">Rice (2007, sec. 10.2.3, pp. 385–388)</w:t>
+        <w:t xml:space="preserve">Rice [11, Sec. 10.2.3], pp. 385–388</w:t>
       </w:r>
       <w:r>
         <w:t xml:space="preserve"> </w:t>
@@ -10055,7 +10055,7 @@
         </w:numPr>
       </w:pPr>
       <w:r>
-        <w:t xml:space="preserve">Rice (2007, sec. 10.3, pp. 389–391)</w:t>
+        <w:t xml:space="preserve">Rice [11, Sec. 10.3], pp. 389–391</w:t>
       </w:r>
       <w:r>
         <w:t xml:space="preserve"> </w:t>
@@ -10073,7 +10073,7 @@
         </w:numPr>
       </w:pPr>
       <w:r>
-        <w:t xml:space="preserve">Rice (2007, sec. 10.6, pp. 402–403)</w:t>
+        <w:t xml:space="preserve">Rice [11, Sec. 10.6], pp. 402–403</w:t>
       </w:r>
       <w:r>
         <w:t xml:space="preserve"> </w:t>
@@ -10160,7 +10160,7 @@
         <w:t xml:space="preserve"> </w:t>
       </w:r>
       <w:r>
-        <w:t xml:space="preserve">Wikipedia contributors (2026l)</w:t>
+        <w:t xml:space="preserve">Wikipedia contributors [17]</w:t>
       </w:r>
       <w:r>
         <w:t xml:space="preserve">.</w:t>
@@ -11107,7 +11107,7 @@
         <w:t xml:space="preserve"> </w:t>
       </w:r>
       <w:r>
-        <w:t xml:space="preserve">Wikipedia contributors (2026i)</w:t>
+        <w:t xml:space="preserve">Wikipedia contributors [18]</w:t>
       </w:r>
       <w:r>
         <w:t xml:space="preserve">.</w:t>
@@ -12916,7 +12916,7 @@
         <w:pStyle w:val="BodyText"/>
       </w:pPr>
       <w:r>
-        <w:t xml:space="preserve">Rice (2007, sec. 10.7, pp. 404–406)</w:t>
+        <w:t xml:space="preserve">Rice [11, Sec. 10.7], pp. 404–406</w:t>
       </w:r>
       <w:r>
         <w:t xml:space="preserve"> </w:t>
@@ -15154,7 +15154,7 @@
         <w:t xml:space="preserve"> </w:t>
       </w:r>
       <w:r>
-        <w:t xml:space="preserve">Wikipedia contributors (2026c)</w:t>
+        <w:t xml:space="preserve">Wikipedia contributors [19]</w:t>
       </w:r>
       <w:r>
         <w:t xml:space="preserve">.</w:t>
@@ -18371,7 +18371,7 @@
         <w:t xml:space="preserve"> </w:t>
       </w:r>
       <w:r>
-        <w:t xml:space="preserve">Wikipedia contributors (2026o)</w:t>
+        <w:t xml:space="preserve">Wikipedia contributors [20]</w:t>
       </w:r>
       <w:r>
         <w:t xml:space="preserve">.</w:t>
@@ -18394,7 +18394,7 @@
         <w:t xml:space="preserve"> (Source: Standardization). </w:t>
       </w:r>
       <w:r>
-        <w:t xml:space="preserve">James et al. (2021, sec. 4.7.6, p. 183)</w:t>
+        <w:t xml:space="preserve">James et al. [21, Sec. 4.7.6], p. 183</w:t>
       </w:r>
       <w:r>
         <w:t xml:space="preserve">.</w:t>
@@ -18403,7 +18403,7 @@
         <w:t xml:space="preserve"> </w:t>
       </w:r>
       <w:r>
-        <w:t xml:space="preserve">Géron (2017, ch. 2)</w:t>
+        <w:t xml:space="preserve">Géron [22, Ch. 2]</w:t>
       </w:r>
       <w:r>
         <w:t xml:space="preserve"> </w:t>
@@ -18421,7 +18421,7 @@
         <w:t xml:space="preserve"> </w:t>
       </w:r>
       <w:r>
-        <w:t xml:space="preserve">James et al. (2021)</w:t>
+        <w:t xml:space="preserve">James et al. [21]</w:t>
       </w:r>
       <w:r>
         <w:t xml:space="preserve">.</w:t>
@@ -19396,7 +19396,7 @@
         <w:t xml:space="preserve"> </w:t>
       </w:r>
       <w:r>
-        <w:t xml:space="preserve">James et al. (2021, sec. 4.7.6, p. 183)</w:t>
+        <w:t xml:space="preserve">James et al. [21, Sec. 4.7.6], p. 183</w:t>
       </w:r>
       <w:r>
         <w:t xml:space="preserve">;</w:t>
@@ -19982,7 +19982,7 @@
         <w:t xml:space="preserve"> </w:t>
       </w:r>
       <w:r>
-        <w:t xml:space="preserve">Géron (2017, ch. 2)</w:t>
+        <w:t xml:space="preserve">Géron [22, Ch. 2]</w:t>
       </w:r>
       <w:r>
         <w:t xml:space="preserve">;</w:t>
@@ -19991,7 +19991,7 @@
         <w:t xml:space="preserve"> </w:t>
       </w:r>
       <w:r>
-        <w:t xml:space="preserve">Wikipedia contributors (2026d)</w:t>
+        <w:t xml:space="preserve">Wikipedia contributors [23]</w:t>
       </w:r>
       <w:r>
         <w:t xml:space="preserve">.</w:t>
@@ -20192,16 +20192,13 @@
         <w:t xml:space="preserve"> </w:t>
       </w:r>
       <w:r>
-        <w:t xml:space="preserve">(Géron 2017, chap. 2,</w:t>
+        <w:t xml:space="preserve">[22, Ch. 2],</w:t>
       </w:r>
       <w:r>
         <w:t xml:space="preserve"> </w:t>
       </w:r>
       <w:r>
         <w:t xml:space="preserve">“Feature Scaling”</w:t>
-      </w:r>
-      <w:r>
-        <w:t xml:space="preserve">)</w:t>
       </w:r>
       <w:r>
         <w:t xml:space="preserve">.</w:t>
@@ -21881,7 +21878,7 @@
         </w:numPr>
       </w:pPr>
       <w:r>
-        <w:t xml:space="preserve">Wikipedia contributors (2026e)</w:t>
+        <w:t xml:space="preserve">Wikipedia contributors [12]</w:t>
       </w:r>
       <w:r>
         <w:t xml:space="preserve"> </w:t>
@@ -21898,7 +21895,7 @@
         </w:numPr>
       </w:pPr>
       <w:r>
-        <w:t xml:space="preserve">Wikipedia contributors (2026b)</w:t>
+        <w:t xml:space="preserve">Wikipedia contributors [14]</w:t>
       </w:r>
       <w:r>
         <w:t xml:space="preserve"> </w:t>
@@ -21915,7 +21912,7 @@
         </w:numPr>
       </w:pPr>
       <w:r>
-        <w:t xml:space="preserve">Wikipedia contributors (2026l)</w:t>
+        <w:t xml:space="preserve">Wikipedia contributors [17]</w:t>
       </w:r>
       <w:r>
         <w:t xml:space="preserve"> </w:t>
@@ -21932,7 +21929,7 @@
         </w:numPr>
       </w:pPr>
       <w:r>
-        <w:t xml:space="preserve">Wikipedia contributors (2026j)</w:t>
+        <w:t xml:space="preserve">Wikipedia contributors [16]</w:t>
       </w:r>
       <w:r>
         <w:t xml:space="preserve"> </w:t>
@@ -21949,7 +21946,7 @@
         </w:numPr>
       </w:pPr>
       <w:r>
-        <w:t xml:space="preserve">Wikipedia contributors (2026k)</w:t>
+        <w:t xml:space="preserve">Wikipedia contributors [8]</w:t>
       </w:r>
       <w:r>
         <w:t xml:space="preserve"> </w:t>
@@ -21966,7 +21963,7 @@
         </w:numPr>
       </w:pPr>
       <w:r>
-        <w:t xml:space="preserve">Wikipedia contributors (2026o)</w:t>
+        <w:t xml:space="preserve">Wikipedia contributors [20]</w:t>
       </w:r>
       <w:r>
         <w:t xml:space="preserve"> </w:t>
@@ -21983,7 +21980,7 @@
         </w:numPr>
       </w:pPr>
       <w:r>
-        <w:t xml:space="preserve">Wikipedia contributors (2026a)</w:t>
+        <w:t xml:space="preserve">Wikipedia contributors [15]</w:t>
       </w:r>
       <w:r>
         <w:t xml:space="preserve"> </w:t>
@@ -22000,7 +21997,7 @@
         </w:numPr>
       </w:pPr>
       <w:r>
-        <w:t xml:space="preserve">Wikipedia contributors (2026c)</w:t>
+        <w:t xml:space="preserve">Wikipedia contributors [19]</w:t>
       </w:r>
       <w:r>
         <w:t xml:space="preserve"> </w:t>
@@ -22017,7 +22014,7 @@
         </w:numPr>
       </w:pPr>
       <w:r>
-        <w:t xml:space="preserve">Wikipedia contributors (2026d)</w:t>
+        <w:t xml:space="preserve">Wikipedia contributors [23]</w:t>
       </w:r>
       <w:r>
         <w:t xml:space="preserve"> </w:t>
@@ -22034,7 +22031,7 @@
         </w:numPr>
       </w:pPr>
       <w:r>
-        <w:t xml:space="preserve">Wikipedia contributors (2026f)</w:t>
+        <w:t xml:space="preserve">Wikipedia contributors [9]</w:t>
       </w:r>
       <w:r>
         <w:t xml:space="preserve"> </w:t>
@@ -22051,7 +22048,7 @@
         </w:numPr>
       </w:pPr>
       <w:r>
-        <w:t xml:space="preserve">Wikipedia contributors (2026g)</w:t>
+        <w:t xml:space="preserve">Wikipedia contributors [13]</w:t>
       </w:r>
       <w:r>
         <w:t xml:space="preserve"> </w:t>
@@ -22068,7 +22065,7 @@
         </w:numPr>
       </w:pPr>
       <w:r>
-        <w:t xml:space="preserve">Wikipedia contributors (2026h)</w:t>
+        <w:t xml:space="preserve">Wikipedia contributors [5]</w:t>
       </w:r>
       <w:r>
         <w:t xml:space="preserve"> </w:t>
@@ -22085,7 +22082,7 @@
         </w:numPr>
       </w:pPr>
       <w:r>
-        <w:t xml:space="preserve">Wikipedia contributors (2026i)</w:t>
+        <w:t xml:space="preserve">Wikipedia contributors [18]</w:t>
       </w:r>
       <w:r>
         <w:t xml:space="preserve"> </w:t>
@@ -22102,7 +22099,7 @@
         </w:numPr>
       </w:pPr>
       <w:r>
-        <w:t xml:space="preserve">Wikipedia contributors (2026m)</w:t>
+        <w:t xml:space="preserve">Wikipedia contributors [4]</w:t>
       </w:r>
       <w:r>
         <w:t xml:space="preserve"> </w:t>
@@ -22119,7 +22116,7 @@
         </w:numPr>
       </w:pPr>
       <w:r>
-        <w:t xml:space="preserve">Wikipedia contributors (2026n)</w:t>
+        <w:t xml:space="preserve">Wikipedia contributors [7]</w:t>
       </w:r>
       <w:r>
         <w:t xml:space="preserve"> </w:t>
@@ -22136,7 +22133,7 @@
         </w:numPr>
       </w:pPr>
       <w:r>
-        <w:t xml:space="preserve">Wikipedia contributors (2026p)</w:t>
+        <w:t xml:space="preserve">Wikipedia contributors [3]</w:t>
       </w:r>
       <w:r>
         <w:t xml:space="preserve"> </w:t>
@@ -22153,7 +22150,7 @@
         </w:numPr>
       </w:pPr>
       <w:r>
-        <w:t xml:space="preserve">Wikipedia contributors (2026q)</w:t>
+        <w:t xml:space="preserve">Wikipedia contributors [6]</w:t>
       </w:r>
       <w:r>
         <w:t xml:space="preserve"> </w:t>
@@ -22173,13 +22170,22 @@
       </w:r>
     </w:p>
     <w:bookmarkStart w:id="179" w:name="refs"/>
-    <w:bookmarkStart w:id="136" w:name="ref-geron2017hands"/>
+    <w:bookmarkStart w:id="137" w:name="ref-vittinghoff2e"/>
     <w:p>
       <w:pPr>
         <w:pStyle w:val="Bibliography"/>
       </w:pPr>
       <w:r>
-        <w:t xml:space="preserve">Géron, Aurélien. 2017.</w:t>
+        <w:t xml:space="preserve">[1]</w:t>
+      </w:r>
+      <w:r>
+        <w:t xml:space="preserve"> </w:t>
+      </w:r>
+      <w:r>
+        <w:t xml:space="preserve">	</w:t>
+      </w:r>
+      <w:r>
+        <w:t xml:space="preserve">E. Vittinghoff, D. V. Glidden, S. C. Shiboski, and C. E. McCulloch,</w:t>
       </w:r>
       <w:r>
         <w:t xml:space="preserve"> </w:t>
@@ -22189,112 +22195,71 @@
           <w:i/>
           <w:iCs/>
         </w:rPr>
-        <w:t xml:space="preserve">Hands-on Machine Learning with</w:t>
+        <w:t xml:space="preserve">Regression methods in biostatistics: Linear, logistic, survival, and repeated measures models</w:t>
+      </w:r>
+      <w:r>
+        <w:t xml:space="preserve">, 2nd ed. Springer, 2012. doi:</w:t>
+      </w:r>
+      <w:r>
+        <w:t xml:space="preserve"> </w:t>
+      </w:r>
+      <w:hyperlink r:id="rId136">
+        <w:r>
+          <w:rPr>
+            <w:rStyle w:val="Hyperlink"/>
+          </w:rPr>
+          <w:t xml:space="preserve">10.1007/978-1-4614-1353-0</w:t>
+        </w:r>
+      </w:hyperlink>
+      <w:r>
+        <w:t xml:space="preserve">.</w:t>
+      </w:r>
+    </w:p>
+    <w:bookmarkEnd w:id="137"/>
+    <w:bookmarkStart w:id="139" w:name="ref-rosenman1975coronary"/>
+    <w:p>
+      <w:pPr>
+        <w:pStyle w:val="Bibliography"/>
+      </w:pPr>
+      <w:r>
+        <w:t xml:space="preserve">[2]</w:t>
+      </w:r>
+      <w:r>
+        <w:t xml:space="preserve"> </w:t>
+      </w:r>
+      <w:r>
+        <w:t xml:space="preserve">	</w:t>
+      </w:r>
+      <w:r>
+        <w:t xml:space="preserve">R. H. Rosenman, R. J. Brand, C. D. Jenkins, M. Friedman, R. Straus, and M. Wurm,</w:t>
+      </w:r>
+      <w:r>
+        <w:t xml:space="preserve"> </w:t>
+      </w:r>
+      <w:r>
+        <w:t xml:space="preserve">“Coronary heart disease in the</w:t>
+      </w:r>
+      <w:r>
+        <w:t xml:space="preserve"> </w:t>
+      </w:r>
+      <w:r>
+        <w:t xml:space="preserve">Western Collaborative Group Study</w:t>
+      </w:r>
+      <w:r>
+        <w:t xml:space="preserve">: Final follow-up experience of 8 1/2 years,”</w:t>
+      </w:r>
+      <w:r>
+        <w:t xml:space="preserve"> </w:t>
       </w:r>
       <w:r>
         <w:rPr>
           <w:i/>
           <w:iCs/>
         </w:rPr>
-        <w:t xml:space="preserve"> </w:t>
-      </w:r>
-      <w:r>
-        <w:rPr>
-          <w:i/>
-          <w:iCs/>
-        </w:rPr>
-        <w:t xml:space="preserve">Scikit-Learn</w:t>
-      </w:r>
-      <w:r>
-        <w:rPr>
-          <w:i/>
-          <w:iCs/>
-        </w:rPr>
-        <w:t xml:space="preserve"> </w:t>
-      </w:r>
-      <w:r>
-        <w:rPr>
-          <w:i/>
-          <w:iCs/>
-        </w:rPr>
-        <w:t xml:space="preserve">and</w:t>
-      </w:r>
-      <w:r>
-        <w:rPr>
-          <w:i/>
-          <w:iCs/>
-        </w:rPr>
-        <w:t xml:space="preserve"> </w:t>
-      </w:r>
-      <w:r>
-        <w:rPr>
-          <w:i/>
-          <w:iCs/>
-        </w:rPr>
-        <w:t xml:space="preserve">TensorFlow</w:t>
-      </w:r>
-      <w:r>
-        <w:t xml:space="preserve">. 1st ed. O’Reilly Media.</w:t>
-      </w:r>
-    </w:p>
-    <w:bookmarkEnd w:id="136"/>
-    <w:bookmarkStart w:id="137" w:name="ref-hoggtanis2015"/>
-    <w:p>
-      <w:pPr>
-        <w:pStyle w:val="Bibliography"/>
-      </w:pPr>
-      <w:r>
-        <w:t xml:space="preserve">Hogg, Robert V., Elliot A. Tanis, and Dale L. Zimmerman. 2019.</w:t>
-      </w:r>
-      <w:r>
-        <w:t xml:space="preserve"> </w:t>
-      </w:r>
-      <w:r>
-        <w:rPr>
-          <w:i/>
-          <w:iCs/>
-        </w:rPr>
-        <w:t xml:space="preserve">Probability and Statistical Inference</w:t>
-      </w:r>
-      <w:r>
-        <w:t xml:space="preserve">. Tenth edition. Pearson.</w:t>
-      </w:r>
-    </w:p>
-    <w:bookmarkEnd w:id="137"/>
-    <w:bookmarkStart w:id="139" w:name="ref-james2021islr2e"/>
-    <w:p>
-      <w:pPr>
-        <w:pStyle w:val="Bibliography"/>
-      </w:pPr>
-      <w:r>
-        <w:t xml:space="preserve">James, Gareth, Daniela Witten, Trevor Hastie, and Robert Tibshirani. 2021.</w:t>
-      </w:r>
-      <w:r>
-        <w:t xml:space="preserve"> </w:t>
-      </w:r>
-      <w:r>
-        <w:rPr>
-          <w:i/>
-          <w:iCs/>
-        </w:rPr>
-        <w:t xml:space="preserve">An Introduction to Statistical Learning: With Applications in</w:t>
-      </w:r>
-      <w:r>
-        <w:rPr>
-          <w:i/>
-          <w:iCs/>
-        </w:rPr>
-        <w:t xml:space="preserve"> </w:t>
-      </w:r>
-      <w:r>
-        <w:rPr>
-          <w:i/>
-          <w:iCs/>
-        </w:rPr>
-        <w:t xml:space="preserve">R</w:t>
-      </w:r>
-      <w:r>
-        <w:t xml:space="preserve">. 2nd ed. Springer.</w:t>
+        <w:t xml:space="preserve">JAMA</w:t>
+      </w:r>
+      <w:r>
+        <w:t xml:space="preserve">, vol. 233, no. 8, pp. 872–877, 1975, doi:</w:t>
       </w:r>
       <w:r>
         <w:t xml:space="preserve"> </w:t>
@@ -22304,7 +22269,7 @@
           <w:rPr>
             <w:rStyle w:val="Hyperlink"/>
           </w:rPr>
-          <w:t xml:space="preserve">https://doi.org/10.1007/978-1-0716-1418-1</w:t>
+          <w:t xml:space="preserve">10.1001/jama.1975.03260080034016</w:t>
         </w:r>
       </w:hyperlink>
       <w:r>
@@ -22312,128 +22277,421 @@
       </w:r>
     </w:p>
     <w:bookmarkEnd w:id="139"/>
-    <w:bookmarkStart w:id="140" w:name="ref-rice2007mathematical"/>
+    <w:bookmarkStart w:id="141" w:name="ref-wikipedia_statistical_population"/>
     <w:p>
       <w:pPr>
         <w:pStyle w:val="Bibliography"/>
       </w:pPr>
       <w:r>
-        <w:t xml:space="preserve">Rice, John A. 2007.</w:t>
-      </w:r>
-      <w:r>
-        <w:t xml:space="preserve"> </w:t>
-      </w:r>
-      <w:r>
-        <w:rPr>
-          <w:i/>
-          <w:iCs/>
-        </w:rPr>
-        <w:t xml:space="preserve">Mathematical Statistics and Data Analysis</w:t>
-      </w:r>
-      <w:r>
-        <w:t xml:space="preserve">. 3rd ed. Cengage Learning.</w:t>
-      </w:r>
-    </w:p>
-    <w:bookmarkEnd w:id="140"/>
-    <w:bookmarkStart w:id="142" w:name="ref-rosenman1975coronary"/>
-    <w:p>
-      <w:pPr>
-        <w:pStyle w:val="Bibliography"/>
-      </w:pPr>
-      <w:r>
-        <w:t xml:space="preserve">Rosenman, Ray H, Richard J Brand, C David Jenkins, Meyer Friedman, Reuben Straus, and Moses Wurm. 1975.</w:t>
-      </w:r>
-      <w:r>
-        <w:t xml:space="preserve"> </w:t>
-      </w:r>
-      <w:r>
-        <w:t xml:space="preserve">“Coronary Heart Disease in the</w:t>
-      </w:r>
-      <w:r>
-        <w:t xml:space="preserve"> </w:t>
-      </w:r>
-      <w:r>
-        <w:t xml:space="preserve">Western Collaborative Group Study</w:t>
-      </w:r>
-      <w:r>
-        <w:t xml:space="preserve">: Final Follow-up Experience of 8 1/2 Years.”</w:t>
-      </w:r>
-      <w:r>
-        <w:t xml:space="preserve"> </w:t>
-      </w:r>
-      <w:r>
-        <w:rPr>
-          <w:i/>
-          <w:iCs/>
-        </w:rPr>
-        <w:t xml:space="preserve">JAMA</w:t>
-      </w:r>
-      <w:r>
-        <w:t xml:space="preserve"> </w:t>
-      </w:r>
-      <w:r>
-        <w:t xml:space="preserve">233 (8): 872–77.</w:t>
-      </w:r>
-      <w:r>
-        <w:t xml:space="preserve"> </w:t>
-      </w:r>
-      <w:hyperlink r:id="rId141">
+        <w:t xml:space="preserve">[3]</w:t>
+      </w:r>
+      <w:r>
+        <w:t xml:space="preserve"> </w:t>
+      </w:r>
+      <w:r>
+        <w:t xml:space="preserve">	</w:t>
+      </w:r>
+      <w:r>
+        <w:t xml:space="preserve">Wikipedia contributors,</w:t>
+      </w:r>
+      <w:r>
+        <w:t xml:space="preserve"> </w:t>
+      </w:r>
+      <w:r>
+        <w:t xml:space="preserve">“Statistical population —</w:t>
+      </w:r>
+      <w:r>
+        <w:t xml:space="preserve"> </w:t>
+      </w:r>
+      <w:r>
+        <w:t xml:space="preserve">Wikipedia</w:t>
+      </w:r>
+      <w:r>
+        <w:t xml:space="preserve">,</w:t>
+      </w:r>
+      <w:r>
+        <w:t xml:space="preserve"> </w:t>
+      </w:r>
+      <w:r>
+        <w:t xml:space="preserve">the free encyclopedia.”</w:t>
+      </w:r>
+      <w:r>
+        <w:t xml:space="preserve"> </w:t>
+      </w:r>
+      <w:r>
+        <w:t xml:space="preserve">2026. Available:</w:t>
+      </w:r>
+      <w:r>
+        <w:t xml:space="preserve"> </w:t>
+      </w:r>
+      <w:hyperlink r:id="rId140">
         <w:r>
           <w:rPr>
             <w:rStyle w:val="Hyperlink"/>
           </w:rPr>
-          <w:t xml:space="preserve">https://doi.org/10.1001/jama.1975.03260080034016</w:t>
+          <w:t xml:space="preserve">https://en.wikipedia.org/wiki/Statistical_population</w:t>
         </w:r>
       </w:hyperlink>
-      <w:r>
-        <w:t xml:space="preserve">.</w:t>
-      </w:r>
-    </w:p>
-    <w:bookmarkEnd w:id="142"/>
-    <w:bookmarkStart w:id="144" w:name="ref-vittinghoff2e"/>
+    </w:p>
+    <w:bookmarkEnd w:id="141"/>
+    <w:bookmarkStart w:id="143" w:name="ref-wikipedia_simple_random_sample"/>
     <w:p>
       <w:pPr>
         <w:pStyle w:val="Bibliography"/>
       </w:pPr>
       <w:r>
-        <w:t xml:space="preserve">Vittinghoff, Eric, David V Glidden, Stephen C Shiboski, and Charles E McCulloch. 2012.</w:t>
-      </w:r>
-      <w:r>
-        <w:t xml:space="preserve"> </w:t>
-      </w:r>
-      <w:r>
-        <w:rPr>
-          <w:i/>
-          <w:iCs/>
-        </w:rPr>
-        <w:t xml:space="preserve">Regression Methods in Biostatistics: Linear, Logistic, Survival, and Repeated Measures Models</w:t>
-      </w:r>
-      <w:r>
-        <w:t xml:space="preserve">. 2nd ed. Springer.</w:t>
-      </w:r>
-      <w:r>
-        <w:t xml:space="preserve"> </w:t>
-      </w:r>
-      <w:hyperlink r:id="rId143">
+        <w:t xml:space="preserve">[4]</w:t>
+      </w:r>
+      <w:r>
+        <w:t xml:space="preserve"> </w:t>
+      </w:r>
+      <w:r>
+        <w:t xml:space="preserve">	</w:t>
+      </w:r>
+      <w:r>
+        <w:t xml:space="preserve">Wikipedia contributors,</w:t>
+      </w:r>
+      <w:r>
+        <w:t xml:space="preserve"> </w:t>
+      </w:r>
+      <w:r>
+        <w:t xml:space="preserve">“Simple random sample —</w:t>
+      </w:r>
+      <w:r>
+        <w:t xml:space="preserve"> </w:t>
+      </w:r>
+      <w:r>
+        <w:t xml:space="preserve">Wikipedia</w:t>
+      </w:r>
+      <w:r>
+        <w:t xml:space="preserve">,</w:t>
+      </w:r>
+      <w:r>
+        <w:t xml:space="preserve"> </w:t>
+      </w:r>
+      <w:r>
+        <w:t xml:space="preserve">the free encyclopedia.”</w:t>
+      </w:r>
+      <w:r>
+        <w:t xml:space="preserve"> </w:t>
+      </w:r>
+      <w:r>
+        <w:t xml:space="preserve">2026. Available:</w:t>
+      </w:r>
+      <w:r>
+        <w:t xml:space="preserve"> </w:t>
+      </w:r>
+      <w:hyperlink r:id="rId142">
         <w:r>
           <w:rPr>
             <w:rStyle w:val="Hyperlink"/>
           </w:rPr>
-          <w:t xml:space="preserve">https://doi.org/10.1007/978-1-4614-1353-0</w:t>
+          <w:t xml:space="preserve">https://en.wikipedia.org/wiki/Simple_random_sample</w:t>
         </w:r>
       </w:hyperlink>
-      <w:r>
-        <w:t xml:space="preserve">.</w:t>
-      </w:r>
-    </w:p>
-    <w:bookmarkEnd w:id="144"/>
-    <w:bookmarkStart w:id="146" w:name="ref-wikipedia_bar_chart"/>
+    </w:p>
+    <w:bookmarkEnd w:id="143"/>
+    <w:bookmarkStart w:id="145" w:name="ref-wikipedia_median"/>
     <w:p>
       <w:pPr>
         <w:pStyle w:val="Bibliography"/>
       </w:pPr>
       <w:r>
-        <w:t xml:space="preserve">Wikipedia contributors. 2026a.</w:t>
+        <w:t xml:space="preserve">[5]</w:t>
+      </w:r>
+      <w:r>
+        <w:t xml:space="preserve"> </w:t>
+      </w:r>
+      <w:r>
+        <w:t xml:space="preserve">	</w:t>
+      </w:r>
+      <w:r>
+        <w:t xml:space="preserve">Wikipedia contributors,</w:t>
+      </w:r>
+      <w:r>
+        <w:t xml:space="preserve"> </w:t>
+      </w:r>
+      <w:r>
+        <w:t xml:space="preserve">“Median —</w:t>
+      </w:r>
+      <w:r>
+        <w:t xml:space="preserve"> </w:t>
+      </w:r>
+      <w:r>
+        <w:t xml:space="preserve">Wikipedia</w:t>
+      </w:r>
+      <w:r>
+        <w:t xml:space="preserve">,</w:t>
+      </w:r>
+      <w:r>
+        <w:t xml:space="preserve"> </w:t>
+      </w:r>
+      <w:r>
+        <w:t xml:space="preserve">the free encyclopedia.”</w:t>
+      </w:r>
+      <w:r>
+        <w:t xml:space="preserve"> </w:t>
+      </w:r>
+      <w:r>
+        <w:t xml:space="preserve">2026. Available:</w:t>
+      </w:r>
+      <w:r>
+        <w:t xml:space="preserve"> </w:t>
+      </w:r>
+      <w:hyperlink r:id="rId144">
+        <w:r>
+          <w:rPr>
+            <w:rStyle w:val="Hyperlink"/>
+          </w:rPr>
+          <w:t xml:space="preserve">https://en.wikipedia.org/wiki/Median</w:t>
+        </w:r>
+      </w:hyperlink>
+    </w:p>
+    <w:bookmarkEnd w:id="145"/>
+    <w:bookmarkStart w:id="147" w:name="ref-wikipedia_variance"/>
+    <w:p>
+      <w:pPr>
+        <w:pStyle w:val="Bibliography"/>
+      </w:pPr>
+      <w:r>
+        <w:t xml:space="preserve">[6]</w:t>
+      </w:r>
+      <w:r>
+        <w:t xml:space="preserve"> </w:t>
+      </w:r>
+      <w:r>
+        <w:t xml:space="preserve">	</w:t>
+      </w:r>
+      <w:r>
+        <w:t xml:space="preserve">Wikipedia contributors,</w:t>
+      </w:r>
+      <w:r>
+        <w:t xml:space="preserve"> </w:t>
+      </w:r>
+      <w:r>
+        <w:t xml:space="preserve">“Variance —</w:t>
+      </w:r>
+      <w:r>
+        <w:t xml:space="preserve"> </w:t>
+      </w:r>
+      <w:r>
+        <w:t xml:space="preserve">Wikipedia</w:t>
+      </w:r>
+      <w:r>
+        <w:t xml:space="preserve">,</w:t>
+      </w:r>
+      <w:r>
+        <w:t xml:space="preserve"> </w:t>
+      </w:r>
+      <w:r>
+        <w:t xml:space="preserve">the free encyclopedia.”</w:t>
+      </w:r>
+      <w:r>
+        <w:t xml:space="preserve"> </w:t>
+      </w:r>
+      <w:r>
+        <w:t xml:space="preserve">2026. Available:</w:t>
+      </w:r>
+      <w:r>
+        <w:t xml:space="preserve"> </w:t>
+      </w:r>
+      <w:hyperlink r:id="rId146">
+        <w:r>
+          <w:rPr>
+            <w:rStyle w:val="Hyperlink"/>
+          </w:rPr>
+          <w:t xml:space="preserve">https://en.wikipedia.org/wiki/Variance</w:t>
+        </w:r>
+      </w:hyperlink>
+    </w:p>
+    <w:bookmarkEnd w:id="147"/>
+    <w:bookmarkStart w:id="149" w:name="ref-wikipedia_standard_deviation"/>
+    <w:p>
+      <w:pPr>
+        <w:pStyle w:val="Bibliography"/>
+      </w:pPr>
+      <w:r>
+        <w:t xml:space="preserve">[7]</w:t>
+      </w:r>
+      <w:r>
+        <w:t xml:space="preserve"> </w:t>
+      </w:r>
+      <w:r>
+        <w:t xml:space="preserve">	</w:t>
+      </w:r>
+      <w:r>
+        <w:t xml:space="preserve">Wikipedia contributors,</w:t>
+      </w:r>
+      <w:r>
+        <w:t xml:space="preserve"> </w:t>
+      </w:r>
+      <w:r>
+        <w:t xml:space="preserve">“Standard deviation —</w:t>
+      </w:r>
+      <w:r>
+        <w:t xml:space="preserve"> </w:t>
+      </w:r>
+      <w:r>
+        <w:t xml:space="preserve">Wikipedia</w:t>
+      </w:r>
+      <w:r>
+        <w:t xml:space="preserve">,</w:t>
+      </w:r>
+      <w:r>
+        <w:t xml:space="preserve"> </w:t>
+      </w:r>
+      <w:r>
+        <w:t xml:space="preserve">the free encyclopedia.”</w:t>
+      </w:r>
+      <w:r>
+        <w:t xml:space="preserve"> </w:t>
+      </w:r>
+      <w:r>
+        <w:t xml:space="preserve">2026. Available:</w:t>
+      </w:r>
+      <w:r>
+        <w:t xml:space="preserve"> </w:t>
+      </w:r>
+      <w:hyperlink r:id="rId148">
+        <w:r>
+          <w:rPr>
+            <w:rStyle w:val="Hyperlink"/>
+          </w:rPr>
+          <w:t xml:space="preserve">https://en.wikipedia.org/wiki/Standard_deviation</w:t>
+        </w:r>
+      </w:hyperlink>
+    </w:p>
+    <w:bookmarkEnd w:id="149"/>
+    <w:bookmarkStart w:id="151" w:name="ref-wikipedia_quartile"/>
+    <w:p>
+      <w:pPr>
+        <w:pStyle w:val="Bibliography"/>
+      </w:pPr>
+      <w:r>
+        <w:t xml:space="preserve">[8]</w:t>
+      </w:r>
+      <w:r>
+        <w:t xml:space="preserve"> </w:t>
+      </w:r>
+      <w:r>
+        <w:t xml:space="preserve">	</w:t>
+      </w:r>
+      <w:r>
+        <w:t xml:space="preserve">Wikipedia contributors,</w:t>
+      </w:r>
+      <w:r>
+        <w:t xml:space="preserve"> </w:t>
+      </w:r>
+      <w:r>
+        <w:t xml:space="preserve">“Quartile —</w:t>
+      </w:r>
+      <w:r>
+        <w:t xml:space="preserve"> </w:t>
+      </w:r>
+      <w:r>
+        <w:t xml:space="preserve">Wikipedia</w:t>
+      </w:r>
+      <w:r>
+        <w:t xml:space="preserve">,</w:t>
+      </w:r>
+      <w:r>
+        <w:t xml:space="preserve"> </w:t>
+      </w:r>
+      <w:r>
+        <w:t xml:space="preserve">the free encyclopedia.”</w:t>
+      </w:r>
+      <w:r>
+        <w:t xml:space="preserve"> </w:t>
+      </w:r>
+      <w:r>
+        <w:t xml:space="preserve">2026. Available:</w:t>
+      </w:r>
+      <w:r>
+        <w:t xml:space="preserve"> </w:t>
+      </w:r>
+      <w:hyperlink r:id="rId150">
+        <w:r>
+          <w:rPr>
+            <w:rStyle w:val="Hyperlink"/>
+          </w:rPr>
+          <w:t xml:space="preserve">https://en.wikipedia.org/wiki/Quartile</w:t>
+        </w:r>
+      </w:hyperlink>
+    </w:p>
+    <w:bookmarkEnd w:id="151"/>
+    <w:bookmarkStart w:id="153" w:name="ref-wikipedia_interquartile_range"/>
+    <w:p>
+      <w:pPr>
+        <w:pStyle w:val="Bibliography"/>
+      </w:pPr>
+      <w:r>
+        <w:t xml:space="preserve">[9]</w:t>
+      </w:r>
+      <w:r>
+        <w:t xml:space="preserve"> </w:t>
+      </w:r>
+      <w:r>
+        <w:t xml:space="preserve">	</w:t>
+      </w:r>
+      <w:r>
+        <w:t xml:space="preserve">Wikipedia contributors,</w:t>
+      </w:r>
+      <w:r>
+        <w:t xml:space="preserve"> </w:t>
+      </w:r>
+      <w:r>
+        <w:t xml:space="preserve">“Interquartile range —</w:t>
+      </w:r>
+      <w:r>
+        <w:t xml:space="preserve"> </w:t>
+      </w:r>
+      <w:r>
+        <w:t xml:space="preserve">Wikipedia</w:t>
+      </w:r>
+      <w:r>
+        <w:t xml:space="preserve">,</w:t>
+      </w:r>
+      <w:r>
+        <w:t xml:space="preserve"> </w:t>
+      </w:r>
+      <w:r>
+        <w:t xml:space="preserve">the free encyclopedia.”</w:t>
+      </w:r>
+      <w:r>
+        <w:t xml:space="preserve"> </w:t>
+      </w:r>
+      <w:r>
+        <w:t xml:space="preserve">2026. Available:</w:t>
+      </w:r>
+      <w:r>
+        <w:t xml:space="preserve"> </w:t>
+      </w:r>
+      <w:hyperlink r:id="rId152">
+        <w:r>
+          <w:rPr>
+            <w:rStyle w:val="Hyperlink"/>
+          </w:rPr>
+          <w:t xml:space="preserve">https://en.wikipedia.org/wiki/Interquartile_range</w:t>
+        </w:r>
+      </w:hyperlink>
+    </w:p>
+    <w:bookmarkEnd w:id="153"/>
+    <w:bookmarkStart w:id="154" w:name="ref-hoggtanis2015"/>
+    <w:p>
+      <w:pPr>
+        <w:pStyle w:val="Bibliography"/>
+      </w:pPr>
+      <w:r>
+        <w:t xml:space="preserve">[10]</w:t>
+      </w:r>
+      <w:r>
+        <w:t xml:space="preserve"> </w:t>
+      </w:r>
+      <w:r>
+        <w:t xml:space="preserve">	</w:t>
+      </w:r>
+      <w:r>
+        <w:t xml:space="preserve">R. V. Hogg, E. A. Tanis, and D. L. Zimmerman,</w:t>
       </w:r>
       <w:r>
         <w:t xml:space="preserve"> </w:t>
@@ -22443,50 +22701,264 @@
           <w:i/>
           <w:iCs/>
         </w:rPr>
-        <w:t xml:space="preserve">Bar Chart —</w:t>
+        <w:t xml:space="preserve">Probability and statistical inference</w:t>
+      </w:r>
+      <w:r>
+        <w:t xml:space="preserve">, Tenth edition. Boston: Pearson, 2019.</w:t>
+      </w:r>
+    </w:p>
+    <w:bookmarkEnd w:id="154"/>
+    <w:bookmarkStart w:id="155" w:name="ref-rice2007mathematical"/>
+    <w:p>
+      <w:pPr>
+        <w:pStyle w:val="Bibliography"/>
+      </w:pPr>
+      <w:r>
+        <w:t xml:space="preserve">[11]</w:t>
+      </w:r>
+      <w:r>
+        <w:t xml:space="preserve"> </w:t>
+      </w:r>
+      <w:r>
+        <w:t xml:space="preserve">	</w:t>
+      </w:r>
+      <w:r>
+        <w:t xml:space="preserve">J. A. Rice,</w:t>
+      </w:r>
+      <w:r>
+        <w:t xml:space="preserve"> </w:t>
       </w:r>
       <w:r>
         <w:rPr>
           <w:i/>
           <w:iCs/>
         </w:rPr>
-        <w:t xml:space="preserve"> </w:t>
-      </w:r>
-      <w:r>
-        <w:rPr>
-          <w:i/>
-          <w:iCs/>
-        </w:rPr>
+        <w:t xml:space="preserve">Mathematical statistics and data analysis</w:t>
+      </w:r>
+      <w:r>
+        <w:t xml:space="preserve">, 3rd ed. Belmont, CA: Cengage Learning, 2007.</w:t>
+      </w:r>
+    </w:p>
+    <w:bookmarkEnd w:id="155"/>
+    <w:bookmarkStart w:id="157" w:name="ref-wikipedia_histogram"/>
+    <w:p>
+      <w:pPr>
+        <w:pStyle w:val="Bibliography"/>
+      </w:pPr>
+      <w:r>
+        <w:t xml:space="preserve">[12]</w:t>
+      </w:r>
+      <w:r>
+        <w:t xml:space="preserve"> </w:t>
+      </w:r>
+      <w:r>
+        <w:t xml:space="preserve">	</w:t>
+      </w:r>
+      <w:r>
+        <w:t xml:space="preserve">Wikipedia contributors,</w:t>
+      </w:r>
+      <w:r>
+        <w:t xml:space="preserve"> </w:t>
+      </w:r>
+      <w:r>
+        <w:t xml:space="preserve">“Histogram —</w:t>
+      </w:r>
+      <w:r>
+        <w:t xml:space="preserve"> </w:t>
+      </w:r>
+      <w:r>
         <w:t xml:space="preserve">Wikipedia</w:t>
       </w:r>
       <w:r>
-        <w:rPr>
-          <w:i/>
-          <w:iCs/>
-        </w:rPr>
         <w:t xml:space="preserve">,</w:t>
       </w:r>
       <w:r>
-        <w:rPr>
-          <w:i/>
-          <w:iCs/>
-        </w:rPr>
-        <w:t xml:space="preserve"> </w:t>
-      </w:r>
-      <w:r>
-        <w:rPr>
-          <w:i/>
-          <w:iCs/>
-        </w:rPr>
-        <w:t xml:space="preserve">the Free Encyclopedia</w:t>
-      </w:r>
-      <w:r>
-        <w:t xml:space="preserve">.</w:t>
-      </w:r>
-      <w:r>
-        <w:t xml:space="preserve"> </w:t>
-      </w:r>
-      <w:hyperlink r:id="rId145">
+        <w:t xml:space="preserve"> </w:t>
+      </w:r>
+      <w:r>
+        <w:t xml:space="preserve">the free encyclopedia.”</w:t>
+      </w:r>
+      <w:r>
+        <w:t xml:space="preserve"> </w:t>
+      </w:r>
+      <w:r>
+        <w:t xml:space="preserve">2026. Available:</w:t>
+      </w:r>
+      <w:r>
+        <w:t xml:space="preserve"> </w:t>
+      </w:r>
+      <w:hyperlink r:id="rId156">
+        <w:r>
+          <w:rPr>
+            <w:rStyle w:val="Hyperlink"/>
+          </w:rPr>
+          <w:t xml:space="preserve">https://en.wikipedia.org/wiki/Histogram</w:t>
+        </w:r>
+      </w:hyperlink>
+    </w:p>
+    <w:bookmarkEnd w:id="157"/>
+    <w:bookmarkStart w:id="159" w:name="ref-wikipedia_kernel_density_estimation"/>
+    <w:p>
+      <w:pPr>
+        <w:pStyle w:val="Bibliography"/>
+      </w:pPr>
+      <w:r>
+        <w:t xml:space="preserve">[13]</w:t>
+      </w:r>
+      <w:r>
+        <w:t xml:space="preserve"> </w:t>
+      </w:r>
+      <w:r>
+        <w:t xml:space="preserve">	</w:t>
+      </w:r>
+      <w:r>
+        <w:t xml:space="preserve">Wikipedia contributors,</w:t>
+      </w:r>
+      <w:r>
+        <w:t xml:space="preserve"> </w:t>
+      </w:r>
+      <w:r>
+        <w:t xml:space="preserve">“Kernel density estimation —</w:t>
+      </w:r>
+      <w:r>
+        <w:t xml:space="preserve"> </w:t>
+      </w:r>
+      <w:r>
+        <w:t xml:space="preserve">Wikipedia</w:t>
+      </w:r>
+      <w:r>
+        <w:t xml:space="preserve">,</w:t>
+      </w:r>
+      <w:r>
+        <w:t xml:space="preserve"> </w:t>
+      </w:r>
+      <w:r>
+        <w:t xml:space="preserve">the free encyclopedia.”</w:t>
+      </w:r>
+      <w:r>
+        <w:t xml:space="preserve"> </w:t>
+      </w:r>
+      <w:r>
+        <w:t xml:space="preserve">2026. Available:</w:t>
+      </w:r>
+      <w:r>
+        <w:t xml:space="preserve"> </w:t>
+      </w:r>
+      <w:hyperlink r:id="rId158">
+        <w:r>
+          <w:rPr>
+            <w:rStyle w:val="Hyperlink"/>
+          </w:rPr>
+          <w:t xml:space="preserve">https://en.wikipedia.org/wiki/Kernel_density_estimation</w:t>
+        </w:r>
+      </w:hyperlink>
+    </w:p>
+    <w:bookmarkEnd w:id="159"/>
+    <w:bookmarkStart w:id="161" w:name="ref-wikipedia_box_plot"/>
+    <w:p>
+      <w:pPr>
+        <w:pStyle w:val="Bibliography"/>
+      </w:pPr>
+      <w:r>
+        <w:t xml:space="preserve">[14]</w:t>
+      </w:r>
+      <w:r>
+        <w:t xml:space="preserve"> </w:t>
+      </w:r>
+      <w:r>
+        <w:t xml:space="preserve">	</w:t>
+      </w:r>
+      <w:r>
+        <w:t xml:space="preserve">Wikipedia contributors,</w:t>
+      </w:r>
+      <w:r>
+        <w:t xml:space="preserve"> </w:t>
+      </w:r>
+      <w:r>
+        <w:t xml:space="preserve">“Box plot —</w:t>
+      </w:r>
+      <w:r>
+        <w:t xml:space="preserve"> </w:t>
+      </w:r>
+      <w:r>
+        <w:t xml:space="preserve">Wikipedia</w:t>
+      </w:r>
+      <w:r>
+        <w:t xml:space="preserve">,</w:t>
+      </w:r>
+      <w:r>
+        <w:t xml:space="preserve"> </w:t>
+      </w:r>
+      <w:r>
+        <w:t xml:space="preserve">the free encyclopedia.”</w:t>
+      </w:r>
+      <w:r>
+        <w:t xml:space="preserve"> </w:t>
+      </w:r>
+      <w:r>
+        <w:t xml:space="preserve">2026. Available:</w:t>
+      </w:r>
+      <w:r>
+        <w:t xml:space="preserve"> </w:t>
+      </w:r>
+      <w:hyperlink r:id="rId160">
+        <w:r>
+          <w:rPr>
+            <w:rStyle w:val="Hyperlink"/>
+          </w:rPr>
+          <w:t xml:space="preserve">https://en.wikipedia.org/wiki/Box_plot</w:t>
+        </w:r>
+      </w:hyperlink>
+    </w:p>
+    <w:bookmarkEnd w:id="161"/>
+    <w:bookmarkStart w:id="163" w:name="ref-wikipedia_bar_chart"/>
+    <w:p>
+      <w:pPr>
+        <w:pStyle w:val="Bibliography"/>
+      </w:pPr>
+      <w:r>
+        <w:t xml:space="preserve">[15]</w:t>
+      </w:r>
+      <w:r>
+        <w:t xml:space="preserve"> </w:t>
+      </w:r>
+      <w:r>
+        <w:t xml:space="preserve">	</w:t>
+      </w:r>
+      <w:r>
+        <w:t xml:space="preserve">Wikipedia contributors,</w:t>
+      </w:r>
+      <w:r>
+        <w:t xml:space="preserve"> </w:t>
+      </w:r>
+      <w:r>
+        <w:t xml:space="preserve">“Bar chart —</w:t>
+      </w:r>
+      <w:r>
+        <w:t xml:space="preserve"> </w:t>
+      </w:r>
+      <w:r>
+        <w:t xml:space="preserve">Wikipedia</w:t>
+      </w:r>
+      <w:r>
+        <w:t xml:space="preserve">,</w:t>
+      </w:r>
+      <w:r>
+        <w:t xml:space="preserve"> </w:t>
+      </w:r>
+      <w:r>
+        <w:t xml:space="preserve">the free encyclopedia.”</w:t>
+      </w:r>
+      <w:r>
+        <w:t xml:space="preserve"> </w:t>
+      </w:r>
+      <w:r>
+        <w:t xml:space="preserve">2026. Available:</w:t>
+      </w:r>
+      <w:r>
+        <w:t xml:space="preserve"> </w:t>
+      </w:r>
+      <w:hyperlink r:id="rId162">
         <w:r>
           <w:rPr>
             <w:rStyle w:val="Hyperlink"/>
@@ -22494,143 +22966,227 @@
           <w:t xml:space="preserve">https://en.wikipedia.org/wiki/Bar_chart</w:t>
         </w:r>
       </w:hyperlink>
-      <w:r>
-        <w:t xml:space="preserve">.</w:t>
-      </w:r>
-    </w:p>
-    <w:bookmarkEnd w:id="146"/>
-    <w:bookmarkStart w:id="148" w:name="ref-wikipedia_box_plot"/>
+    </w:p>
+    <w:bookmarkEnd w:id="163"/>
+    <w:bookmarkStart w:id="165" w:name="ref-wikipedia_q_q_plot"/>
     <w:p>
       <w:pPr>
         <w:pStyle w:val="Bibliography"/>
       </w:pPr>
       <w:r>
-        <w:t xml:space="preserve">Wikipedia contributors. 2026b.</w:t>
-      </w:r>
-      <w:r>
-        <w:t xml:space="preserve"> </w:t>
-      </w:r>
-      <w:r>
-        <w:rPr>
-          <w:i/>
-          <w:iCs/>
-        </w:rPr>
-        <w:t xml:space="preserve">Box Plot —</w:t>
-      </w:r>
-      <w:r>
-        <w:rPr>
-          <w:i/>
-          <w:iCs/>
-        </w:rPr>
-        <w:t xml:space="preserve"> </w:t>
-      </w:r>
-      <w:r>
-        <w:rPr>
-          <w:i/>
-          <w:iCs/>
-        </w:rPr>
+        <w:t xml:space="preserve">[16]</w:t>
+      </w:r>
+      <w:r>
+        <w:t xml:space="preserve"> </w:t>
+      </w:r>
+      <w:r>
+        <w:t xml:space="preserve">	</w:t>
+      </w:r>
+      <w:r>
+        <w:t xml:space="preserve">Wikipedia contributors,</w:t>
+      </w:r>
+      <w:r>
+        <w:t xml:space="preserve"> </w:t>
+      </w:r>
+      <w:r>
+        <w:t xml:space="preserve">“Q–q plot —</w:t>
+      </w:r>
+      <w:r>
+        <w:t xml:space="preserve"> </w:t>
+      </w:r>
+      <w:r>
         <w:t xml:space="preserve">Wikipedia</w:t>
       </w:r>
       <w:r>
-        <w:rPr>
-          <w:i/>
-          <w:iCs/>
-        </w:rPr>
         <w:t xml:space="preserve">,</w:t>
       </w:r>
       <w:r>
-        <w:rPr>
-          <w:i/>
-          <w:iCs/>
-        </w:rPr>
-        <w:t xml:space="preserve"> </w:t>
-      </w:r>
-      <w:r>
-        <w:rPr>
-          <w:i/>
-          <w:iCs/>
-        </w:rPr>
-        <w:t xml:space="preserve">the Free Encyclopedia</w:t>
-      </w:r>
-      <w:r>
-        <w:t xml:space="preserve">.</w:t>
-      </w:r>
-      <w:r>
-        <w:t xml:space="preserve"> </w:t>
-      </w:r>
-      <w:hyperlink r:id="rId147">
+        <w:t xml:space="preserve"> </w:t>
+      </w:r>
+      <w:r>
+        <w:t xml:space="preserve">the free encyclopedia.”</w:t>
+      </w:r>
+      <w:r>
+        <w:t xml:space="preserve"> </w:t>
+      </w:r>
+      <w:r>
+        <w:t xml:space="preserve">2026. Available:</w:t>
+      </w:r>
+      <w:r>
+        <w:t xml:space="preserve"> </w:t>
+      </w:r>
+      <w:hyperlink r:id="rId164">
         <w:r>
           <w:rPr>
             <w:rStyle w:val="Hyperlink"/>
           </w:rPr>
-          <w:t xml:space="preserve">https://en.wikipedia.org/wiki/Box_plot</w:t>
+          <w:t xml:space="preserve">https://en.wikipedia.org/wiki/Q%E2%80%93Q_plot</w:t>
         </w:r>
       </w:hyperlink>
-      <w:r>
-        <w:t xml:space="preserve">.</w:t>
-      </w:r>
-    </w:p>
-    <w:bookmarkEnd w:id="148"/>
-    <w:bookmarkStart w:id="150" w:name="ref-wikipedia_contingency_table"/>
+    </w:p>
+    <w:bookmarkEnd w:id="165"/>
+    <w:bookmarkStart w:id="167" w:name="ref-wikipedia_scatter_plot"/>
     <w:p>
       <w:pPr>
         <w:pStyle w:val="Bibliography"/>
       </w:pPr>
       <w:r>
-        <w:t xml:space="preserve">Wikipedia contributors. 2026c.</w:t>
-      </w:r>
-      <w:r>
-        <w:t xml:space="preserve"> </w:t>
-      </w:r>
-      <w:r>
-        <w:rPr>
-          <w:i/>
-          <w:iCs/>
-        </w:rPr>
-        <w:t xml:space="preserve">Contingency Table —</w:t>
-      </w:r>
-      <w:r>
-        <w:rPr>
-          <w:i/>
-          <w:iCs/>
-        </w:rPr>
-        <w:t xml:space="preserve"> </w:t>
-      </w:r>
-      <w:r>
-        <w:rPr>
-          <w:i/>
-          <w:iCs/>
-        </w:rPr>
+        <w:t xml:space="preserve">[17]</w:t>
+      </w:r>
+      <w:r>
+        <w:t xml:space="preserve"> </w:t>
+      </w:r>
+      <w:r>
+        <w:t xml:space="preserve">	</w:t>
+      </w:r>
+      <w:r>
+        <w:t xml:space="preserve">Wikipedia contributors,</w:t>
+      </w:r>
+      <w:r>
+        <w:t xml:space="preserve"> </w:t>
+      </w:r>
+      <w:r>
+        <w:t xml:space="preserve">“Scatter plot —</w:t>
+      </w:r>
+      <w:r>
+        <w:t xml:space="preserve"> </w:t>
+      </w:r>
+      <w:r>
         <w:t xml:space="preserve">Wikipedia</w:t>
       </w:r>
       <w:r>
-        <w:rPr>
-          <w:i/>
-          <w:iCs/>
-        </w:rPr>
         <w:t xml:space="preserve">,</w:t>
       </w:r>
       <w:r>
-        <w:rPr>
-          <w:i/>
-          <w:iCs/>
-        </w:rPr>
-        <w:t xml:space="preserve"> </w:t>
-      </w:r>
-      <w:r>
-        <w:rPr>
-          <w:i/>
-          <w:iCs/>
-        </w:rPr>
-        <w:t xml:space="preserve">the Free Encyclopedia</w:t>
-      </w:r>
-      <w:r>
-        <w:t xml:space="preserve">.</w:t>
-      </w:r>
-      <w:r>
-        <w:t xml:space="preserve"> </w:t>
-      </w:r>
-      <w:hyperlink r:id="rId149">
+        <w:t xml:space="preserve"> </w:t>
+      </w:r>
+      <w:r>
+        <w:t xml:space="preserve">the free encyclopedia.”</w:t>
+      </w:r>
+      <w:r>
+        <w:t xml:space="preserve"> </w:t>
+      </w:r>
+      <w:r>
+        <w:t xml:space="preserve">2026. Available:</w:t>
+      </w:r>
+      <w:r>
+        <w:t xml:space="preserve"> </w:t>
+      </w:r>
+      <w:hyperlink r:id="rId166">
+        <w:r>
+          <w:rPr>
+            <w:rStyle w:val="Hyperlink"/>
+          </w:rPr>
+          <w:t xml:space="preserve">https://en.wikipedia.org/wiki/Scatter_plot</w:t>
+        </w:r>
+      </w:hyperlink>
+    </w:p>
+    <w:bookmarkEnd w:id="167"/>
+    <w:bookmarkStart w:id="169" w:name="X9c68751dcff429bb8eebfb08e71b6f746222990"/>
+    <w:p>
+      <w:pPr>
+        <w:pStyle w:val="Bibliography"/>
+      </w:pPr>
+      <w:r>
+        <w:t xml:space="preserve">[18]</w:t>
+      </w:r>
+      <w:r>
+        <w:t xml:space="preserve"> </w:t>
+      </w:r>
+      <w:r>
+        <w:t xml:space="preserve">	</w:t>
+      </w:r>
+      <w:r>
+        <w:t xml:space="preserve">Wikipedia contributors,</w:t>
+      </w:r>
+      <w:r>
+        <w:t xml:space="preserve"> </w:t>
+      </w:r>
+      <w:r>
+        <w:t xml:space="preserve">“Pearson correlation coefficient —</w:t>
+      </w:r>
+      <w:r>
+        <w:t xml:space="preserve"> </w:t>
+      </w:r>
+      <w:r>
+        <w:t xml:space="preserve">Wikipedia</w:t>
+      </w:r>
+      <w:r>
+        <w:t xml:space="preserve">,</w:t>
+      </w:r>
+      <w:r>
+        <w:t xml:space="preserve"> </w:t>
+      </w:r>
+      <w:r>
+        <w:t xml:space="preserve">the free encyclopedia.”</w:t>
+      </w:r>
+      <w:r>
+        <w:t xml:space="preserve"> </w:t>
+      </w:r>
+      <w:r>
+        <w:t xml:space="preserve">2026. Available:</w:t>
+      </w:r>
+      <w:r>
+        <w:t xml:space="preserve"> </w:t>
+      </w:r>
+      <w:hyperlink r:id="rId168">
+        <w:r>
+          <w:rPr>
+            <w:rStyle w:val="Hyperlink"/>
+          </w:rPr>
+          <w:t xml:space="preserve">https://en.wikipedia.org/wiki/Pearson_correlation_coefficient</w:t>
+        </w:r>
+      </w:hyperlink>
+    </w:p>
+    <w:bookmarkEnd w:id="169"/>
+    <w:bookmarkStart w:id="171" w:name="ref-wikipedia_contingency_table"/>
+    <w:p>
+      <w:pPr>
+        <w:pStyle w:val="Bibliography"/>
+      </w:pPr>
+      <w:r>
+        <w:t xml:space="preserve">[19]</w:t>
+      </w:r>
+      <w:r>
+        <w:t xml:space="preserve"> </w:t>
+      </w:r>
+      <w:r>
+        <w:t xml:space="preserve">	</w:t>
+      </w:r>
+      <w:r>
+        <w:t xml:space="preserve">Wikipedia contributors,</w:t>
+      </w:r>
+      <w:r>
+        <w:t xml:space="preserve"> </w:t>
+      </w:r>
+      <w:r>
+        <w:t xml:space="preserve">“Contingency table —</w:t>
+      </w:r>
+      <w:r>
+        <w:t xml:space="preserve"> </w:t>
+      </w:r>
+      <w:r>
+        <w:t xml:space="preserve">Wikipedia</w:t>
+      </w:r>
+      <w:r>
+        <w:t xml:space="preserve">,</w:t>
+      </w:r>
+      <w:r>
+        <w:t xml:space="preserve"> </w:t>
+      </w:r>
+      <w:r>
+        <w:t xml:space="preserve">the free encyclopedia.”</w:t>
+      </w:r>
+      <w:r>
+        <w:t xml:space="preserve"> </w:t>
+      </w:r>
+      <w:r>
+        <w:t xml:space="preserve">2026. Available:</w:t>
+      </w:r>
+      <w:r>
+        <w:t xml:space="preserve"> </w:t>
+      </w:r>
+      <w:hyperlink r:id="rId170">
         <w:r>
           <w:rPr>
             <w:rStyle w:val="Hyperlink"/>
@@ -22638,18 +23194,81 @@
           <w:t xml:space="preserve">https://en.wikipedia.org/wiki/Contingency_table</w:t>
         </w:r>
       </w:hyperlink>
-      <w:r>
-        <w:t xml:space="preserve">.</w:t>
-      </w:r>
-    </w:p>
-    <w:bookmarkEnd w:id="150"/>
-    <w:bookmarkStart w:id="152" w:name="ref-wikipedia_feature_scaling"/>
+    </w:p>
+    <w:bookmarkEnd w:id="171"/>
+    <w:bookmarkStart w:id="173" w:name="ref-wikipedia_standard_score"/>
     <w:p>
       <w:pPr>
         <w:pStyle w:val="Bibliography"/>
       </w:pPr>
       <w:r>
-        <w:t xml:space="preserve">Wikipedia contributors. 2026d.</w:t>
+        <w:t xml:space="preserve">[20]</w:t>
+      </w:r>
+      <w:r>
+        <w:t xml:space="preserve"> </w:t>
+      </w:r>
+      <w:r>
+        <w:t xml:space="preserve">	</w:t>
+      </w:r>
+      <w:r>
+        <w:t xml:space="preserve">Wikipedia contributors,</w:t>
+      </w:r>
+      <w:r>
+        <w:t xml:space="preserve"> </w:t>
+      </w:r>
+      <w:r>
+        <w:t xml:space="preserve">“Standard score —</w:t>
+      </w:r>
+      <w:r>
+        <w:t xml:space="preserve"> </w:t>
+      </w:r>
+      <w:r>
+        <w:t xml:space="preserve">Wikipedia</w:t>
+      </w:r>
+      <w:r>
+        <w:t xml:space="preserve">,</w:t>
+      </w:r>
+      <w:r>
+        <w:t xml:space="preserve"> </w:t>
+      </w:r>
+      <w:r>
+        <w:t xml:space="preserve">the free encyclopedia.”</w:t>
+      </w:r>
+      <w:r>
+        <w:t xml:space="preserve"> </w:t>
+      </w:r>
+      <w:r>
+        <w:t xml:space="preserve">2026. Available:</w:t>
+      </w:r>
+      <w:r>
+        <w:t xml:space="preserve"> </w:t>
+      </w:r>
+      <w:hyperlink r:id="rId172">
+        <w:r>
+          <w:rPr>
+            <w:rStyle w:val="Hyperlink"/>
+          </w:rPr>
+          <w:t xml:space="preserve">https://en.wikipedia.org/wiki/Standard_score</w:t>
+        </w:r>
+      </w:hyperlink>
+    </w:p>
+    <w:bookmarkEnd w:id="173"/>
+    <w:bookmarkStart w:id="175" w:name="ref-james2021islr2e"/>
+    <w:p>
+      <w:pPr>
+        <w:pStyle w:val="Bibliography"/>
+      </w:pPr>
+      <w:r>
+        <w:t xml:space="preserve">[21]</w:t>
+      </w:r>
+      <w:r>
+        <w:t xml:space="preserve"> </w:t>
+      </w:r>
+      <w:r>
+        <w:t xml:space="preserve">	</w:t>
+      </w:r>
+      <w:r>
+        <w:t xml:space="preserve">G. James, D. Witten, T. Hastie, and R. Tibshirani,</w:t>
       </w:r>
       <w:r>
         <w:t xml:space="preserve"> </w:t>
@@ -22659,7 +23278,7 @@
           <w:i/>
           <w:iCs/>
         </w:rPr>
-        <w:t xml:space="preserve">Feature Scaling —</w:t>
+        <w:t xml:space="preserve">An introduction to statistical learning: With applications in</w:t>
       </w:r>
       <w:r>
         <w:rPr>
@@ -22673,14 +23292,53 @@
           <w:i/>
           <w:iCs/>
         </w:rPr>
-        <w:t xml:space="preserve">Wikipedia</w:t>
+        <w:t xml:space="preserve">R</w:t>
+      </w:r>
+      <w:r>
+        <w:t xml:space="preserve">, 2nd ed. Springer, 2021. doi:</w:t>
+      </w:r>
+      <w:r>
+        <w:t xml:space="preserve"> </w:t>
+      </w:r>
+      <w:hyperlink r:id="rId174">
+        <w:r>
+          <w:rPr>
+            <w:rStyle w:val="Hyperlink"/>
+          </w:rPr>
+          <w:t xml:space="preserve">10.1007/978-1-0716-1418-1</w:t>
+        </w:r>
+      </w:hyperlink>
+      <w:r>
+        <w:t xml:space="preserve">.</w:t>
+      </w:r>
+    </w:p>
+    <w:bookmarkEnd w:id="175"/>
+    <w:bookmarkStart w:id="176" w:name="ref-geron2017hands"/>
+    <w:p>
+      <w:pPr>
+        <w:pStyle w:val="Bibliography"/>
+      </w:pPr>
+      <w:r>
+        <w:t xml:space="preserve">[22]</w:t>
+      </w:r>
+      <w:r>
+        <w:t xml:space="preserve"> </w:t>
+      </w:r>
+      <w:r>
+        <w:t xml:space="preserve">	</w:t>
+      </w:r>
+      <w:r>
+        <w:t xml:space="preserve">A. Géron,</w:t>
+      </w:r>
+      <w:r>
+        <w:t xml:space="preserve"> </w:t>
       </w:r>
       <w:r>
         <w:rPr>
           <w:i/>
           <w:iCs/>
         </w:rPr>
-        <w:t xml:space="preserve">,</w:t>
+        <w:t xml:space="preserve">Hands-on machine learning with</w:t>
       </w:r>
       <w:r>
         <w:rPr>
@@ -22694,15 +23352,89 @@
           <w:i/>
           <w:iCs/>
         </w:rPr>
-        <w:t xml:space="preserve">the Free Encyclopedia</w:t>
-      </w:r>
-      <w:r>
-        <w:t xml:space="preserve">.</w:t>
-      </w:r>
-      <w:r>
-        <w:t xml:space="preserve"> </w:t>
-      </w:r>
-      <w:hyperlink r:id="rId151">
+        <w:t xml:space="preserve">Scikit-Learn</w:t>
+      </w:r>
+      <w:r>
+        <w:rPr>
+          <w:i/>
+          <w:iCs/>
+        </w:rPr>
+        <w:t xml:space="preserve"> </w:t>
+      </w:r>
+      <w:r>
+        <w:rPr>
+          <w:i/>
+          <w:iCs/>
+        </w:rPr>
+        <w:t xml:space="preserve">and</w:t>
+      </w:r>
+      <w:r>
+        <w:rPr>
+          <w:i/>
+          <w:iCs/>
+        </w:rPr>
+        <w:t xml:space="preserve"> </w:t>
+      </w:r>
+      <w:r>
+        <w:rPr>
+          <w:i/>
+          <w:iCs/>
+        </w:rPr>
+        <w:t xml:space="preserve">TensorFlow</w:t>
+      </w:r>
+      <w:r>
+        <w:t xml:space="preserve">, 1st ed. O’Reilly Media, 2017.</w:t>
+      </w:r>
+    </w:p>
+    <w:bookmarkEnd w:id="176"/>
+    <w:bookmarkStart w:id="178" w:name="ref-wikipedia_feature_scaling"/>
+    <w:p>
+      <w:pPr>
+        <w:pStyle w:val="Bibliography"/>
+      </w:pPr>
+      <w:r>
+        <w:t xml:space="preserve">[23]</w:t>
+      </w:r>
+      <w:r>
+        <w:t xml:space="preserve"> </w:t>
+      </w:r>
+      <w:r>
+        <w:t xml:space="preserve">	</w:t>
+      </w:r>
+      <w:r>
+        <w:t xml:space="preserve">Wikipedia contributors,</w:t>
+      </w:r>
+      <w:r>
+        <w:t xml:space="preserve"> </w:t>
+      </w:r>
+      <w:r>
+        <w:t xml:space="preserve">“Feature scaling —</w:t>
+      </w:r>
+      <w:r>
+        <w:t xml:space="preserve"> </w:t>
+      </w:r>
+      <w:r>
+        <w:t xml:space="preserve">Wikipedia</w:t>
+      </w:r>
+      <w:r>
+        <w:t xml:space="preserve">,</w:t>
+      </w:r>
+      <w:r>
+        <w:t xml:space="preserve"> </w:t>
+      </w:r>
+      <w:r>
+        <w:t xml:space="preserve">the free encyclopedia.”</w:t>
+      </w:r>
+      <w:r>
+        <w:t xml:space="preserve"> </w:t>
+      </w:r>
+      <w:r>
+        <w:t xml:space="preserve">2026. Available:</w:t>
+      </w:r>
+      <w:r>
+        <w:t xml:space="preserve"> </w:t>
+      </w:r>
+      <w:hyperlink r:id="rId177">
         <w:r>
           <w:rPr>
             <w:rStyle w:val="Hyperlink"/>
@@ -22710,945 +23442,6 @@
           <w:t xml:space="preserve">https://en.wikipedia.org/wiki/Feature_scaling</w:t>
         </w:r>
       </w:hyperlink>
-      <w:r>
-        <w:t xml:space="preserve">.</w:t>
-      </w:r>
-    </w:p>
-    <w:bookmarkEnd w:id="152"/>
-    <w:bookmarkStart w:id="154" w:name="ref-wikipedia_histogram"/>
-    <w:p>
-      <w:pPr>
-        <w:pStyle w:val="Bibliography"/>
-      </w:pPr>
-      <w:r>
-        <w:t xml:space="preserve">Wikipedia contributors. 2026e.</w:t>
-      </w:r>
-      <w:r>
-        <w:t xml:space="preserve"> </w:t>
-      </w:r>
-      <w:r>
-        <w:rPr>
-          <w:i/>
-          <w:iCs/>
-        </w:rPr>
-        <w:t xml:space="preserve">Histogram —</w:t>
-      </w:r>
-      <w:r>
-        <w:rPr>
-          <w:i/>
-          <w:iCs/>
-        </w:rPr>
-        <w:t xml:space="preserve"> </w:t>
-      </w:r>
-      <w:r>
-        <w:rPr>
-          <w:i/>
-          <w:iCs/>
-        </w:rPr>
-        <w:t xml:space="preserve">Wikipedia</w:t>
-      </w:r>
-      <w:r>
-        <w:rPr>
-          <w:i/>
-          <w:iCs/>
-        </w:rPr>
-        <w:t xml:space="preserve">,</w:t>
-      </w:r>
-      <w:r>
-        <w:rPr>
-          <w:i/>
-          <w:iCs/>
-        </w:rPr>
-        <w:t xml:space="preserve"> </w:t>
-      </w:r>
-      <w:r>
-        <w:rPr>
-          <w:i/>
-          <w:iCs/>
-        </w:rPr>
-        <w:t xml:space="preserve">the Free Encyclopedia</w:t>
-      </w:r>
-      <w:r>
-        <w:t xml:space="preserve">.</w:t>
-      </w:r>
-      <w:r>
-        <w:t xml:space="preserve"> </w:t>
-      </w:r>
-      <w:hyperlink r:id="rId153">
-        <w:r>
-          <w:rPr>
-            <w:rStyle w:val="Hyperlink"/>
-          </w:rPr>
-          <w:t xml:space="preserve">https://en.wikipedia.org/wiki/Histogram</w:t>
-        </w:r>
-      </w:hyperlink>
-      <w:r>
-        <w:t xml:space="preserve">.</w:t>
-      </w:r>
-    </w:p>
-    <w:bookmarkEnd w:id="154"/>
-    <w:bookmarkStart w:id="156" w:name="ref-wikipedia_interquartile_range"/>
-    <w:p>
-      <w:pPr>
-        <w:pStyle w:val="Bibliography"/>
-      </w:pPr>
-      <w:r>
-        <w:t xml:space="preserve">Wikipedia contributors. 2026f.</w:t>
-      </w:r>
-      <w:r>
-        <w:t xml:space="preserve"> </w:t>
-      </w:r>
-      <w:r>
-        <w:rPr>
-          <w:i/>
-          <w:iCs/>
-        </w:rPr>
-        <w:t xml:space="preserve">Interquartile Range —</w:t>
-      </w:r>
-      <w:r>
-        <w:rPr>
-          <w:i/>
-          <w:iCs/>
-        </w:rPr>
-        <w:t xml:space="preserve"> </w:t>
-      </w:r>
-      <w:r>
-        <w:rPr>
-          <w:i/>
-          <w:iCs/>
-        </w:rPr>
-        <w:t xml:space="preserve">Wikipedia</w:t>
-      </w:r>
-      <w:r>
-        <w:rPr>
-          <w:i/>
-          <w:iCs/>
-        </w:rPr>
-        <w:t xml:space="preserve">,</w:t>
-      </w:r>
-      <w:r>
-        <w:rPr>
-          <w:i/>
-          <w:iCs/>
-        </w:rPr>
-        <w:t xml:space="preserve"> </w:t>
-      </w:r>
-      <w:r>
-        <w:rPr>
-          <w:i/>
-          <w:iCs/>
-        </w:rPr>
-        <w:t xml:space="preserve">the Free Encyclopedia</w:t>
-      </w:r>
-      <w:r>
-        <w:t xml:space="preserve">.</w:t>
-      </w:r>
-      <w:r>
-        <w:t xml:space="preserve"> </w:t>
-      </w:r>
-      <w:hyperlink r:id="rId155">
-        <w:r>
-          <w:rPr>
-            <w:rStyle w:val="Hyperlink"/>
-          </w:rPr>
-          <w:t xml:space="preserve">https://en.wikipedia.org/wiki/Interquartile_range</w:t>
-        </w:r>
-      </w:hyperlink>
-      <w:r>
-        <w:t xml:space="preserve">.</w:t>
-      </w:r>
-    </w:p>
-    <w:bookmarkEnd w:id="156"/>
-    <w:bookmarkStart w:id="158" w:name="ref-wikipedia_kernel_density_estimation"/>
-    <w:p>
-      <w:pPr>
-        <w:pStyle w:val="Bibliography"/>
-      </w:pPr>
-      <w:r>
-        <w:t xml:space="preserve">Wikipedia contributors. 2026g.</w:t>
-      </w:r>
-      <w:r>
-        <w:t xml:space="preserve"> </w:t>
-      </w:r>
-      <w:r>
-        <w:rPr>
-          <w:i/>
-          <w:iCs/>
-        </w:rPr>
-        <w:t xml:space="preserve">Kernel Density Estimation —</w:t>
-      </w:r>
-      <w:r>
-        <w:rPr>
-          <w:i/>
-          <w:iCs/>
-        </w:rPr>
-        <w:t xml:space="preserve"> </w:t>
-      </w:r>
-      <w:r>
-        <w:rPr>
-          <w:i/>
-          <w:iCs/>
-        </w:rPr>
-        <w:t xml:space="preserve">Wikipedia</w:t>
-      </w:r>
-      <w:r>
-        <w:rPr>
-          <w:i/>
-          <w:iCs/>
-        </w:rPr>
-        <w:t xml:space="preserve">,</w:t>
-      </w:r>
-      <w:r>
-        <w:rPr>
-          <w:i/>
-          <w:iCs/>
-        </w:rPr>
-        <w:t xml:space="preserve"> </w:t>
-      </w:r>
-      <w:r>
-        <w:rPr>
-          <w:i/>
-          <w:iCs/>
-        </w:rPr>
-        <w:t xml:space="preserve">the Free Encyclopedia</w:t>
-      </w:r>
-      <w:r>
-        <w:t xml:space="preserve">.</w:t>
-      </w:r>
-      <w:r>
-        <w:t xml:space="preserve"> </w:t>
-      </w:r>
-      <w:hyperlink r:id="rId157">
-        <w:r>
-          <w:rPr>
-            <w:rStyle w:val="Hyperlink"/>
-          </w:rPr>
-          <w:t xml:space="preserve">https://en.wikipedia.org/wiki/Kernel_density_estimation</w:t>
-        </w:r>
-      </w:hyperlink>
-      <w:r>
-        <w:t xml:space="preserve">.</w:t>
-      </w:r>
-    </w:p>
-    <w:bookmarkEnd w:id="158"/>
-    <w:bookmarkStart w:id="160" w:name="ref-wikipedia_median"/>
-    <w:p>
-      <w:pPr>
-        <w:pStyle w:val="Bibliography"/>
-      </w:pPr>
-      <w:r>
-        <w:t xml:space="preserve">Wikipedia contributors. 2026h.</w:t>
-      </w:r>
-      <w:r>
-        <w:t xml:space="preserve"> </w:t>
-      </w:r>
-      <w:r>
-        <w:rPr>
-          <w:i/>
-          <w:iCs/>
-        </w:rPr>
-        <w:t xml:space="preserve">Median —</w:t>
-      </w:r>
-      <w:r>
-        <w:rPr>
-          <w:i/>
-          <w:iCs/>
-        </w:rPr>
-        <w:t xml:space="preserve"> </w:t>
-      </w:r>
-      <w:r>
-        <w:rPr>
-          <w:i/>
-          <w:iCs/>
-        </w:rPr>
-        <w:t xml:space="preserve">Wikipedia</w:t>
-      </w:r>
-      <w:r>
-        <w:rPr>
-          <w:i/>
-          <w:iCs/>
-        </w:rPr>
-        <w:t xml:space="preserve">,</w:t>
-      </w:r>
-      <w:r>
-        <w:rPr>
-          <w:i/>
-          <w:iCs/>
-        </w:rPr>
-        <w:t xml:space="preserve"> </w:t>
-      </w:r>
-      <w:r>
-        <w:rPr>
-          <w:i/>
-          <w:iCs/>
-        </w:rPr>
-        <w:t xml:space="preserve">the Free Encyclopedia</w:t>
-      </w:r>
-      <w:r>
-        <w:t xml:space="preserve">.</w:t>
-      </w:r>
-      <w:r>
-        <w:t xml:space="preserve"> </w:t>
-      </w:r>
-      <w:hyperlink r:id="rId159">
-        <w:r>
-          <w:rPr>
-            <w:rStyle w:val="Hyperlink"/>
-          </w:rPr>
-          <w:t xml:space="preserve">https://en.wikipedia.org/wiki/Median</w:t>
-        </w:r>
-      </w:hyperlink>
-      <w:r>
-        <w:t xml:space="preserve">.</w:t>
-      </w:r>
-    </w:p>
-    <w:bookmarkEnd w:id="160"/>
-    <w:bookmarkStart w:id="162" w:name="X9c68751dcff429bb8eebfb08e71b6f746222990"/>
-    <w:p>
-      <w:pPr>
-        <w:pStyle w:val="Bibliography"/>
-      </w:pPr>
-      <w:r>
-        <w:t xml:space="preserve">Wikipedia contributors. 2026i.</w:t>
-      </w:r>
-      <w:r>
-        <w:t xml:space="preserve"> </w:t>
-      </w:r>
-      <w:r>
-        <w:rPr>
-          <w:i/>
-          <w:iCs/>
-        </w:rPr>
-        <w:t xml:space="preserve">Pearson Correlation Coefficient —</w:t>
-      </w:r>
-      <w:r>
-        <w:rPr>
-          <w:i/>
-          <w:iCs/>
-        </w:rPr>
-        <w:t xml:space="preserve"> </w:t>
-      </w:r>
-      <w:r>
-        <w:rPr>
-          <w:i/>
-          <w:iCs/>
-        </w:rPr>
-        <w:t xml:space="preserve">Wikipedia</w:t>
-      </w:r>
-      <w:r>
-        <w:rPr>
-          <w:i/>
-          <w:iCs/>
-        </w:rPr>
-        <w:t xml:space="preserve">,</w:t>
-      </w:r>
-      <w:r>
-        <w:rPr>
-          <w:i/>
-          <w:iCs/>
-        </w:rPr>
-        <w:t xml:space="preserve"> </w:t>
-      </w:r>
-      <w:r>
-        <w:rPr>
-          <w:i/>
-          <w:iCs/>
-        </w:rPr>
-        <w:t xml:space="preserve">the Free Encyclopedia</w:t>
-      </w:r>
-      <w:r>
-        <w:t xml:space="preserve">.</w:t>
-      </w:r>
-      <w:r>
-        <w:t xml:space="preserve"> </w:t>
-      </w:r>
-      <w:hyperlink r:id="rId161">
-        <w:r>
-          <w:rPr>
-            <w:rStyle w:val="Hyperlink"/>
-          </w:rPr>
-          <w:t xml:space="preserve">https://en.wikipedia.org/wiki/Pearson_correlation_coefficient</w:t>
-        </w:r>
-      </w:hyperlink>
-      <w:r>
-        <w:t xml:space="preserve">.</w:t>
-      </w:r>
-    </w:p>
-    <w:bookmarkEnd w:id="162"/>
-    <w:bookmarkStart w:id="164" w:name="ref-wikipedia_q_q_plot"/>
-    <w:p>
-      <w:pPr>
-        <w:pStyle w:val="Bibliography"/>
-      </w:pPr>
-      <w:r>
-        <w:t xml:space="preserve">Wikipedia contributors. 2026j.</w:t>
-      </w:r>
-      <w:r>
-        <w:t xml:space="preserve"> </w:t>
-      </w:r>
-      <w:r>
-        <w:rPr>
-          <w:i/>
-          <w:iCs/>
-        </w:rPr>
-        <w:t xml:space="preserve">Q–q Plot —</w:t>
-      </w:r>
-      <w:r>
-        <w:rPr>
-          <w:i/>
-          <w:iCs/>
-        </w:rPr>
-        <w:t xml:space="preserve"> </w:t>
-      </w:r>
-      <w:r>
-        <w:rPr>
-          <w:i/>
-          <w:iCs/>
-        </w:rPr>
-        <w:t xml:space="preserve">Wikipedia</w:t>
-      </w:r>
-      <w:r>
-        <w:rPr>
-          <w:i/>
-          <w:iCs/>
-        </w:rPr>
-        <w:t xml:space="preserve">,</w:t>
-      </w:r>
-      <w:r>
-        <w:rPr>
-          <w:i/>
-          <w:iCs/>
-        </w:rPr>
-        <w:t xml:space="preserve"> </w:t>
-      </w:r>
-      <w:r>
-        <w:rPr>
-          <w:i/>
-          <w:iCs/>
-        </w:rPr>
-        <w:t xml:space="preserve">the Free Encyclopedia</w:t>
-      </w:r>
-      <w:r>
-        <w:t xml:space="preserve">.</w:t>
-      </w:r>
-      <w:r>
-        <w:t xml:space="preserve"> </w:t>
-      </w:r>
-      <w:hyperlink r:id="rId163">
-        <w:r>
-          <w:rPr>
-            <w:rStyle w:val="Hyperlink"/>
-          </w:rPr>
-          <w:t xml:space="preserve">https://en.wikipedia.org/wiki/Q%E2%80%93Q_plot</w:t>
-        </w:r>
-      </w:hyperlink>
-      <w:r>
-        <w:t xml:space="preserve">.</w:t>
-      </w:r>
-    </w:p>
-    <w:bookmarkEnd w:id="164"/>
-    <w:bookmarkStart w:id="166" w:name="ref-wikipedia_quartile"/>
-    <w:p>
-      <w:pPr>
-        <w:pStyle w:val="Bibliography"/>
-      </w:pPr>
-      <w:r>
-        <w:t xml:space="preserve">Wikipedia contributors. 2026k.</w:t>
-      </w:r>
-      <w:r>
-        <w:t xml:space="preserve"> </w:t>
-      </w:r>
-      <w:r>
-        <w:rPr>
-          <w:i/>
-          <w:iCs/>
-        </w:rPr>
-        <w:t xml:space="preserve">Quartile —</w:t>
-      </w:r>
-      <w:r>
-        <w:rPr>
-          <w:i/>
-          <w:iCs/>
-        </w:rPr>
-        <w:t xml:space="preserve"> </w:t>
-      </w:r>
-      <w:r>
-        <w:rPr>
-          <w:i/>
-          <w:iCs/>
-        </w:rPr>
-        <w:t xml:space="preserve">Wikipedia</w:t>
-      </w:r>
-      <w:r>
-        <w:rPr>
-          <w:i/>
-          <w:iCs/>
-        </w:rPr>
-        <w:t xml:space="preserve">,</w:t>
-      </w:r>
-      <w:r>
-        <w:rPr>
-          <w:i/>
-          <w:iCs/>
-        </w:rPr>
-        <w:t xml:space="preserve"> </w:t>
-      </w:r>
-      <w:r>
-        <w:rPr>
-          <w:i/>
-          <w:iCs/>
-        </w:rPr>
-        <w:t xml:space="preserve">the Free Encyclopedia</w:t>
-      </w:r>
-      <w:r>
-        <w:t xml:space="preserve">.</w:t>
-      </w:r>
-      <w:r>
-        <w:t xml:space="preserve"> </w:t>
-      </w:r>
-      <w:hyperlink r:id="rId165">
-        <w:r>
-          <w:rPr>
-            <w:rStyle w:val="Hyperlink"/>
-          </w:rPr>
-          <w:t xml:space="preserve">https://en.wikipedia.org/wiki/Quartile</w:t>
-        </w:r>
-      </w:hyperlink>
-      <w:r>
-        <w:t xml:space="preserve">.</w:t>
-      </w:r>
-    </w:p>
-    <w:bookmarkEnd w:id="166"/>
-    <w:bookmarkStart w:id="168" w:name="ref-wikipedia_scatter_plot"/>
-    <w:p>
-      <w:pPr>
-        <w:pStyle w:val="Bibliography"/>
-      </w:pPr>
-      <w:r>
-        <w:t xml:space="preserve">Wikipedia contributors. 2026l.</w:t>
-      </w:r>
-      <w:r>
-        <w:t xml:space="preserve"> </w:t>
-      </w:r>
-      <w:r>
-        <w:rPr>
-          <w:i/>
-          <w:iCs/>
-        </w:rPr>
-        <w:t xml:space="preserve">Scatter Plot —</w:t>
-      </w:r>
-      <w:r>
-        <w:rPr>
-          <w:i/>
-          <w:iCs/>
-        </w:rPr>
-        <w:t xml:space="preserve"> </w:t>
-      </w:r>
-      <w:r>
-        <w:rPr>
-          <w:i/>
-          <w:iCs/>
-        </w:rPr>
-        <w:t xml:space="preserve">Wikipedia</w:t>
-      </w:r>
-      <w:r>
-        <w:rPr>
-          <w:i/>
-          <w:iCs/>
-        </w:rPr>
-        <w:t xml:space="preserve">,</w:t>
-      </w:r>
-      <w:r>
-        <w:rPr>
-          <w:i/>
-          <w:iCs/>
-        </w:rPr>
-        <w:t xml:space="preserve"> </w:t>
-      </w:r>
-      <w:r>
-        <w:rPr>
-          <w:i/>
-          <w:iCs/>
-        </w:rPr>
-        <w:t xml:space="preserve">the Free Encyclopedia</w:t>
-      </w:r>
-      <w:r>
-        <w:t xml:space="preserve">.</w:t>
-      </w:r>
-      <w:r>
-        <w:t xml:space="preserve"> </w:t>
-      </w:r>
-      <w:hyperlink r:id="rId167">
-        <w:r>
-          <w:rPr>
-            <w:rStyle w:val="Hyperlink"/>
-          </w:rPr>
-          <w:t xml:space="preserve">https://en.wikipedia.org/wiki/Scatter_plot</w:t>
-        </w:r>
-      </w:hyperlink>
-      <w:r>
-        <w:t xml:space="preserve">.</w:t>
-      </w:r>
-    </w:p>
-    <w:bookmarkEnd w:id="168"/>
-    <w:bookmarkStart w:id="170" w:name="ref-wikipedia_simple_random_sample"/>
-    <w:p>
-      <w:pPr>
-        <w:pStyle w:val="Bibliography"/>
-      </w:pPr>
-      <w:r>
-        <w:t xml:space="preserve">Wikipedia contributors. 2026m.</w:t>
-      </w:r>
-      <w:r>
-        <w:t xml:space="preserve"> </w:t>
-      </w:r>
-      <w:r>
-        <w:rPr>
-          <w:i/>
-          <w:iCs/>
-        </w:rPr>
-        <w:t xml:space="preserve">Simple Random Sample —</w:t>
-      </w:r>
-      <w:r>
-        <w:rPr>
-          <w:i/>
-          <w:iCs/>
-        </w:rPr>
-        <w:t xml:space="preserve"> </w:t>
-      </w:r>
-      <w:r>
-        <w:rPr>
-          <w:i/>
-          <w:iCs/>
-        </w:rPr>
-        <w:t xml:space="preserve">Wikipedia</w:t>
-      </w:r>
-      <w:r>
-        <w:rPr>
-          <w:i/>
-          <w:iCs/>
-        </w:rPr>
-        <w:t xml:space="preserve">,</w:t>
-      </w:r>
-      <w:r>
-        <w:rPr>
-          <w:i/>
-          <w:iCs/>
-        </w:rPr>
-        <w:t xml:space="preserve"> </w:t>
-      </w:r>
-      <w:r>
-        <w:rPr>
-          <w:i/>
-          <w:iCs/>
-        </w:rPr>
-        <w:t xml:space="preserve">the Free Encyclopedia</w:t>
-      </w:r>
-      <w:r>
-        <w:t xml:space="preserve">.</w:t>
-      </w:r>
-      <w:r>
-        <w:t xml:space="preserve"> </w:t>
-      </w:r>
-      <w:hyperlink r:id="rId169">
-        <w:r>
-          <w:rPr>
-            <w:rStyle w:val="Hyperlink"/>
-          </w:rPr>
-          <w:t xml:space="preserve">https://en.wikipedia.org/wiki/Simple_random_sample</w:t>
-        </w:r>
-      </w:hyperlink>
-      <w:r>
-        <w:t xml:space="preserve">.</w:t>
-      </w:r>
-    </w:p>
-    <w:bookmarkEnd w:id="170"/>
-    <w:bookmarkStart w:id="172" w:name="ref-wikipedia_standard_deviation"/>
-    <w:p>
-      <w:pPr>
-        <w:pStyle w:val="Bibliography"/>
-      </w:pPr>
-      <w:r>
-        <w:t xml:space="preserve">Wikipedia contributors. 2026n.</w:t>
-      </w:r>
-      <w:r>
-        <w:t xml:space="preserve"> </w:t>
-      </w:r>
-      <w:r>
-        <w:rPr>
-          <w:i/>
-          <w:iCs/>
-        </w:rPr>
-        <w:t xml:space="preserve">Standard Deviation —</w:t>
-      </w:r>
-      <w:r>
-        <w:rPr>
-          <w:i/>
-          <w:iCs/>
-        </w:rPr>
-        <w:t xml:space="preserve"> </w:t>
-      </w:r>
-      <w:r>
-        <w:rPr>
-          <w:i/>
-          <w:iCs/>
-        </w:rPr>
-        <w:t xml:space="preserve">Wikipedia</w:t>
-      </w:r>
-      <w:r>
-        <w:rPr>
-          <w:i/>
-          <w:iCs/>
-        </w:rPr>
-        <w:t xml:space="preserve">,</w:t>
-      </w:r>
-      <w:r>
-        <w:rPr>
-          <w:i/>
-          <w:iCs/>
-        </w:rPr>
-        <w:t xml:space="preserve"> </w:t>
-      </w:r>
-      <w:r>
-        <w:rPr>
-          <w:i/>
-          <w:iCs/>
-        </w:rPr>
-        <w:t xml:space="preserve">the Free Encyclopedia</w:t>
-      </w:r>
-      <w:r>
-        <w:t xml:space="preserve">.</w:t>
-      </w:r>
-      <w:r>
-        <w:t xml:space="preserve"> </w:t>
-      </w:r>
-      <w:hyperlink r:id="rId171">
-        <w:r>
-          <w:rPr>
-            <w:rStyle w:val="Hyperlink"/>
-          </w:rPr>
-          <w:t xml:space="preserve">https://en.wikipedia.org/wiki/Standard_deviation</w:t>
-        </w:r>
-      </w:hyperlink>
-      <w:r>
-        <w:t xml:space="preserve">.</w:t>
-      </w:r>
-    </w:p>
-    <w:bookmarkEnd w:id="172"/>
-    <w:bookmarkStart w:id="174" w:name="ref-wikipedia_standard_score"/>
-    <w:p>
-      <w:pPr>
-        <w:pStyle w:val="Bibliography"/>
-      </w:pPr>
-      <w:r>
-        <w:t xml:space="preserve">Wikipedia contributors. 2026o.</w:t>
-      </w:r>
-      <w:r>
-        <w:t xml:space="preserve"> </w:t>
-      </w:r>
-      <w:r>
-        <w:rPr>
-          <w:i/>
-          <w:iCs/>
-        </w:rPr>
-        <w:t xml:space="preserve">Standard Score —</w:t>
-      </w:r>
-      <w:r>
-        <w:rPr>
-          <w:i/>
-          <w:iCs/>
-        </w:rPr>
-        <w:t xml:space="preserve"> </w:t>
-      </w:r>
-      <w:r>
-        <w:rPr>
-          <w:i/>
-          <w:iCs/>
-        </w:rPr>
-        <w:t xml:space="preserve">Wikipedia</w:t>
-      </w:r>
-      <w:r>
-        <w:rPr>
-          <w:i/>
-          <w:iCs/>
-        </w:rPr>
-        <w:t xml:space="preserve">,</w:t>
-      </w:r>
-      <w:r>
-        <w:rPr>
-          <w:i/>
-          <w:iCs/>
-        </w:rPr>
-        <w:t xml:space="preserve"> </w:t>
-      </w:r>
-      <w:r>
-        <w:rPr>
-          <w:i/>
-          <w:iCs/>
-        </w:rPr>
-        <w:t xml:space="preserve">the Free Encyclopedia</w:t>
-      </w:r>
-      <w:r>
-        <w:t xml:space="preserve">.</w:t>
-      </w:r>
-      <w:r>
-        <w:t xml:space="preserve"> </w:t>
-      </w:r>
-      <w:hyperlink r:id="rId173">
-        <w:r>
-          <w:rPr>
-            <w:rStyle w:val="Hyperlink"/>
-          </w:rPr>
-          <w:t xml:space="preserve">https://en.wikipedia.org/wiki/Standard_score</w:t>
-        </w:r>
-      </w:hyperlink>
-      <w:r>
-        <w:t xml:space="preserve">.</w:t>
-      </w:r>
-    </w:p>
-    <w:bookmarkEnd w:id="174"/>
-    <w:bookmarkStart w:id="176" w:name="ref-wikipedia_statistical_population"/>
-    <w:p>
-      <w:pPr>
-        <w:pStyle w:val="Bibliography"/>
-      </w:pPr>
-      <w:r>
-        <w:t xml:space="preserve">Wikipedia contributors. 2026p.</w:t>
-      </w:r>
-      <w:r>
-        <w:t xml:space="preserve"> </w:t>
-      </w:r>
-      <w:r>
-        <w:rPr>
-          <w:i/>
-          <w:iCs/>
-        </w:rPr>
-        <w:t xml:space="preserve">Statistical Population —</w:t>
-      </w:r>
-      <w:r>
-        <w:rPr>
-          <w:i/>
-          <w:iCs/>
-        </w:rPr>
-        <w:t xml:space="preserve"> </w:t>
-      </w:r>
-      <w:r>
-        <w:rPr>
-          <w:i/>
-          <w:iCs/>
-        </w:rPr>
-        <w:t xml:space="preserve">Wikipedia</w:t>
-      </w:r>
-      <w:r>
-        <w:rPr>
-          <w:i/>
-          <w:iCs/>
-        </w:rPr>
-        <w:t xml:space="preserve">,</w:t>
-      </w:r>
-      <w:r>
-        <w:rPr>
-          <w:i/>
-          <w:iCs/>
-        </w:rPr>
-        <w:t xml:space="preserve"> </w:t>
-      </w:r>
-      <w:r>
-        <w:rPr>
-          <w:i/>
-          <w:iCs/>
-        </w:rPr>
-        <w:t xml:space="preserve">the Free Encyclopedia</w:t>
-      </w:r>
-      <w:r>
-        <w:t xml:space="preserve">.</w:t>
-      </w:r>
-      <w:r>
-        <w:t xml:space="preserve"> </w:t>
-      </w:r>
-      <w:hyperlink r:id="rId175">
-        <w:r>
-          <w:rPr>
-            <w:rStyle w:val="Hyperlink"/>
-          </w:rPr>
-          <w:t xml:space="preserve">https://en.wikipedia.org/wiki/Statistical_population</w:t>
-        </w:r>
-      </w:hyperlink>
-      <w:r>
-        <w:t xml:space="preserve">.</w:t>
-      </w:r>
-    </w:p>
-    <w:bookmarkEnd w:id="176"/>
-    <w:bookmarkStart w:id="178" w:name="ref-wikipedia_variance"/>
-    <w:p>
-      <w:pPr>
-        <w:pStyle w:val="Bibliography"/>
-      </w:pPr>
-      <w:r>
-        <w:t xml:space="preserve">Wikipedia contributors. 2026q.</w:t>
-      </w:r>
-      <w:r>
-        <w:t xml:space="preserve"> </w:t>
-      </w:r>
-      <w:r>
-        <w:rPr>
-          <w:i/>
-          <w:iCs/>
-        </w:rPr>
-        <w:t xml:space="preserve">Variance —</w:t>
-      </w:r>
-      <w:r>
-        <w:rPr>
-          <w:i/>
-          <w:iCs/>
-        </w:rPr>
-        <w:t xml:space="preserve"> </w:t>
-      </w:r>
-      <w:r>
-        <w:rPr>
-          <w:i/>
-          <w:iCs/>
-        </w:rPr>
-        <w:t xml:space="preserve">Wikipedia</w:t>
-      </w:r>
-      <w:r>
-        <w:rPr>
-          <w:i/>
-          <w:iCs/>
-        </w:rPr>
-        <w:t xml:space="preserve">,</w:t>
-      </w:r>
-      <w:r>
-        <w:rPr>
-          <w:i/>
-          <w:iCs/>
-        </w:rPr>
-        <w:t xml:space="preserve"> </w:t>
-      </w:r>
-      <w:r>
-        <w:rPr>
-          <w:i/>
-          <w:iCs/>
-        </w:rPr>
-        <w:t xml:space="preserve">the Free Encyclopedia</w:t>
-      </w:r>
-      <w:r>
-        <w:t xml:space="preserve">.</w:t>
-      </w:r>
-      <w:r>
-        <w:t xml:space="preserve"> </w:t>
-      </w:r>
-      <w:hyperlink r:id="rId177">
-        <w:r>
-          <w:rPr>
-            <w:rStyle w:val="Hyperlink"/>
-          </w:rPr>
-          <w:t xml:space="preserve">https://en.wikipedia.org/wiki/Variance</w:t>
-        </w:r>
-      </w:hyperlink>
-      <w:r>
-        <w:t xml:space="preserve">.</w:t>
-      </w:r>
     </w:p>
     <w:bookmarkEnd w:id="178"/>
     <w:bookmarkEnd w:id="179"/>
